--- a/pr-preview/pr-105/mcmc-handout.docx
+++ b/pr-preview/pr-105/mcmc-handout.docx
@@ -15,7 +15,7 @@
         <w:pStyle w:val="Date"/>
       </w:pPr>
       <w:r>
-        <w:t xml:space="preserve">Last modified: 2026-10-09 01:43:36 (PDT)</w:t>
+        <w:t xml:space="preserve">Last modified: 2026-10-09 10:13:46 (PDT)</w:t>
       </w:r>
     </w:p>
     <w:p>
@@ -107,7 +107,7 @@
         <w:t xml:space="preserve">(Statistical Rethinking 2026, Lecture A08).</w:t>
       </w:r>
     </w:p>
-    <w:bookmarkStart w:id="23" w:name="sec-foundations"/>
+    <w:bookmarkStart w:id="38" w:name="sec-foundations"/>
     <w:p>
       <w:pPr>
         <w:pStyle w:val="Heading2"/>
@@ -2750,7 +2750,7 @@
     </w:p>
     <w:bookmarkEnd w:id="17"/>
     <w:bookmarkEnd w:id="18"/>
-    <w:bookmarkStart w:id="22" w:name="markov-chains"/>
+    <w:bookmarkStart w:id="37" w:name="markov-chains"/>
     <w:p>
       <w:pPr>
         <w:pStyle w:val="Heading3"/>
@@ -4393,9 +4393,5894 @@
       </w:r>
     </w:p>
     <w:bookmarkEnd w:id="21"/>
+    <w:bookmarkStart w:id="23" w:name="exm-ar1-chain"/>
     <w:p>
       <w:pPr>
         <w:pStyle w:val="FirstParagraph"/>
+      </w:pPr>
+      <w:r>
+        <w:rPr>
+          <w:b/>
+          <w:bCs/>
+        </w:rPr>
+        <w:t xml:space="preserve">Example 4 (A first-order autoregressive chain)</w:t>
+      </w:r>
+      <w:r>
+        <w:t xml:space="preserve"> </w:t>
+      </w:r>
+      <w:r>
+        <w:t xml:space="preserve">Let</w:t>
+      </w:r>
+      <w:r>
+        <w:t xml:space="preserve"> </w:t>
+      </w:r>
+      <m:oMath>
+        <m:r>
+          <m:t>ρ</m:t>
+        </m:r>
+      </m:oMath>
+      <w:r>
+        <w:t xml:space="preserve"> </w:t>
+      </w:r>
+      <w:r>
+        <w:t xml:space="preserve">and</w:t>
+      </w:r>
+      <w:r>
+        <w:t xml:space="preserve"> </w:t>
+      </w:r>
+      <m:oMath>
+        <m:r>
+          <m:t>σ</m:t>
+        </m:r>
+        <m:r>
+          <m:rPr>
+            <m:sty m:val="p"/>
+          </m:rPr>
+          <m:t>&gt;</m:t>
+        </m:r>
+        <m:r>
+          <m:t>0</m:t>
+        </m:r>
+      </m:oMath>
+      <w:r>
+        <w:t xml:space="preserve"> </w:t>
+      </w:r>
+      <w:r>
+        <w:t xml:space="preserve">be constants,</w:t>
+      </w:r>
+      <w:r>
+        <w:t xml:space="preserve"> </w:t>
+      </w:r>
+      <w:r>
+        <w:t xml:space="preserve">let</w:t>
+      </w:r>
+      <w:r>
+        <w:t xml:space="preserve"> </w:t>
+      </w:r>
+      <m:oMath>
+        <m:sSup>
+          <m:e>
+            <m:r>
+              <m:t>ε</m:t>
+            </m:r>
+          </m:e>
+          <m:sup>
+            <m:r>
+              <m:rPr>
+                <m:sty m:val="p"/>
+              </m:rPr>
+              <m:t>(</m:t>
+            </m:r>
+            <m:r>
+              <m:t>2</m:t>
+            </m:r>
+            <m:r>
+              <m:rPr>
+                <m:sty m:val="p"/>
+              </m:rPr>
+              <m:t>)</m:t>
+            </m:r>
+          </m:sup>
+        </m:sSup>
+        <m:r>
+          <m:rPr>
+            <m:sty m:val="p"/>
+          </m:rPr>
+          <m:t>,</m:t>
+        </m:r>
+        <m:sSup>
+          <m:e>
+            <m:r>
+              <m:t>ε</m:t>
+            </m:r>
+          </m:e>
+          <m:sup>
+            <m:r>
+              <m:rPr>
+                <m:sty m:val="p"/>
+              </m:rPr>
+              <m:t>(</m:t>
+            </m:r>
+            <m:r>
+              <m:t>3</m:t>
+            </m:r>
+            <m:r>
+              <m:rPr>
+                <m:sty m:val="p"/>
+              </m:rPr>
+              <m:t>)</m:t>
+            </m:r>
+          </m:sup>
+        </m:sSup>
+        <m:r>
+          <m:rPr>
+            <m:sty m:val="p"/>
+          </m:rPr>
+          <m:t>,</m:t>
+        </m:r>
+        <m:r>
+          <m:rPr>
+            <m:sty m:val="p"/>
+          </m:rPr>
+          <m:t>…</m:t>
+        </m:r>
+        <m:r>
+          <m:t> </m:t>
+        </m:r>
+        <m:sSub>
+          <m:e>
+            <m:r>
+              <m:rPr>
+                <m:sty m:val="p"/>
+              </m:rPr>
+              <m:t>∼</m:t>
+            </m:r>
+          </m:e>
+          <m:sub>
+            <m:r>
+              <m:rPr>
+                <m:sty m:val="p"/>
+              </m:rPr>
+              <m:t>iid</m:t>
+            </m:r>
+          </m:sub>
+        </m:sSub>
+        <m:r>
+          <m:t> </m:t>
+        </m:r>
+        <m:r>
+          <m:rPr>
+            <m:sty m:val="p"/>
+          </m:rPr>
+          <m:t>N</m:t>
+        </m:r>
+        <m:r>
+          <m:t>​</m:t>
+        </m:r>
+        <m:d>
+          <m:dPr>
+            <m:begChr m:val="("/>
+            <m:sepChr m:val=""/>
+            <m:endChr m:val=")"/>
+            <m:grow/>
+          </m:dPr>
+          <m:e>
+            <m:r>
+              <m:t>0</m:t>
+            </m:r>
+            <m:r>
+              <m:rPr>
+                <m:sty m:val="p"/>
+              </m:rPr>
+              <m:t>,</m:t>
+            </m:r>
+            <m:sSup>
+              <m:e>
+                <m:r>
+                  <m:t>σ</m:t>
+                </m:r>
+              </m:e>
+              <m:sup>
+                <m:r>
+                  <m:t>2</m:t>
+                </m:r>
+              </m:sup>
+            </m:sSup>
+          </m:e>
+        </m:d>
+        <m:r>
+          <m:t>​</m:t>
+        </m:r>
+      </m:oMath>
+      <w:r>
+        <w:t xml:space="preserve">,</w:t>
+      </w:r>
+      <w:r>
+        <w:t xml:space="preserve"> </w:t>
+      </w:r>
+      <w:r>
+        <w:t xml:space="preserve">and let the starting value</w:t>
+      </w:r>
+      <w:r>
+        <w:t xml:space="preserve"> </w:t>
+      </w:r>
+      <m:oMath>
+        <m:sSup>
+          <m:e>
+            <m:r>
+              <m:t>θ</m:t>
+            </m:r>
+          </m:e>
+          <m:sup>
+            <m:r>
+              <m:rPr>
+                <m:sty m:val="p"/>
+              </m:rPr>
+              <m:t>(</m:t>
+            </m:r>
+            <m:r>
+              <m:t>1</m:t>
+            </m:r>
+            <m:r>
+              <m:rPr>
+                <m:sty m:val="p"/>
+              </m:rPr>
+              <m:t>)</m:t>
+            </m:r>
+          </m:sup>
+        </m:sSup>
+      </m:oMath>
+      <w:r>
+        <w:t xml:space="preserve"> </w:t>
+      </w:r>
+      <w:r>
+        <w:t xml:space="preserve">be independent of them.</w:t>
+      </w:r>
+      <w:r>
+        <w:t xml:space="preserve"> </w:t>
+      </w:r>
+      <w:r>
+        <w:t xml:space="preserve">For each</w:t>
+      </w:r>
+      <w:r>
+        <w:t xml:space="preserve"> </w:t>
+      </w:r>
+      <m:oMath>
+        <m:r>
+          <m:t>t</m:t>
+        </m:r>
+        <m:r>
+          <m:rPr>
+            <m:sty m:val="p"/>
+          </m:rPr>
+          <m:t>≥</m:t>
+        </m:r>
+        <m:r>
+          <m:t>1</m:t>
+        </m:r>
+      </m:oMath>
+      <w:r>
+        <w:t xml:space="preserve">, let</w:t>
+      </w:r>
+    </w:p>
+    <w:p>
+      <w:pPr>
+        <w:pStyle w:val="BodyText"/>
+      </w:pPr>
+      <w:bookmarkStart w:id="22" w:name="eq-ar1-chain-exm"/>
+      <m:oMathPara>
+        <m:oMathParaPr>
+          <m:jc m:val="center"/>
+        </m:oMathParaPr>
+        <m:oMath>
+          <m:sSup>
+            <m:e>
+              <m:r>
+                <m:t>θ</m:t>
+              </m:r>
+            </m:e>
+            <m:sup>
+              <m:r>
+                <m:rPr>
+                  <m:sty m:val="p"/>
+                </m:rPr>
+                <m:t>(</m:t>
+              </m:r>
+              <m:r>
+                <m:t>t</m:t>
+              </m:r>
+              <m:r>
+                <m:rPr>
+                  <m:sty m:val="p"/>
+                </m:rPr>
+                <m:t>+</m:t>
+              </m:r>
+              <m:r>
+                <m:t>1</m:t>
+              </m:r>
+              <m:r>
+                <m:rPr>
+                  <m:sty m:val="p"/>
+                </m:rPr>
+                <m:t>)</m:t>
+              </m:r>
+            </m:sup>
+          </m:sSup>
+          <m:limUpp>
+            <m:e>
+              <m:r>
+                <m:rPr>
+                  <m:sty m:val="p"/>
+                </m:rPr>
+                <m:t>=</m:t>
+              </m:r>
+            </m:e>
+            <m:lim>
+              <m:r>
+                <m:rPr>
+                  <m:nor/>
+                  <m:sty m:val="p"/>
+                </m:rPr>
+                <m:t>def</m:t>
+              </m:r>
+            </m:lim>
+          </m:limUpp>
+          <m:r>
+            <m:t>ρ</m:t>
+          </m:r>
+          <m:r>
+            <m:t> </m:t>
+          </m:r>
+          <m:sSup>
+            <m:e>
+              <m:r>
+                <m:t>θ</m:t>
+              </m:r>
+            </m:e>
+            <m:sup>
+              <m:r>
+                <m:rPr>
+                  <m:sty m:val="p"/>
+                </m:rPr>
+                <m:t>(</m:t>
+              </m:r>
+              <m:r>
+                <m:t>t</m:t>
+              </m:r>
+              <m:r>
+                <m:rPr>
+                  <m:sty m:val="p"/>
+                </m:rPr>
+                <m:t>)</m:t>
+              </m:r>
+            </m:sup>
+          </m:sSup>
+          <m:r>
+            <m:rPr>
+              <m:sty m:val="p"/>
+            </m:rPr>
+            <m:t>+</m:t>
+          </m:r>
+          <m:sSup>
+            <m:e>
+              <m:r>
+                <m:t>ε</m:t>
+              </m:r>
+            </m:e>
+            <m:sup>
+              <m:r>
+                <m:rPr>
+                  <m:sty m:val="p"/>
+                </m:rPr>
+                <m:t>(</m:t>
+              </m:r>
+              <m:r>
+                <m:t>t</m:t>
+              </m:r>
+              <m:r>
+                <m:rPr>
+                  <m:sty m:val="p"/>
+                </m:rPr>
+                <m:t>+</m:t>
+              </m:r>
+              <m:r>
+                <m:t>1</m:t>
+              </m:r>
+              <m:r>
+                <m:rPr>
+                  <m:sty m:val="p"/>
+                </m:rPr>
+                <m:t>)</m:t>
+              </m:r>
+            </m:sup>
+          </m:sSup>
+          <m:r>
+            <m:rPr>
+              <m:sty m:val="p"/>
+            </m:rPr>
+            <m:t>.</m:t>
+          </m:r>
+          <m:r>
+            <m:t>  </m:t>
+          </m:r>
+          <m:r>
+            <m:rPr>
+              <m:sty m:val="p"/>
+            </m:rPr>
+            <m:t>(</m:t>
+          </m:r>
+          <m:r>
+            <m:t>1</m:t>
+          </m:r>
+          <m:r>
+            <m:rPr>
+              <m:sty m:val="p"/>
+            </m:rPr>
+            <m:t>)</m:t>
+          </m:r>
+        </m:oMath>
+      </m:oMathPara>
+      <w:bookmarkEnd w:id="22"/>
+    </w:p>
+    <w:p>
+      <w:pPr>
+        <w:pStyle w:val="FirstParagraph"/>
+      </w:pPr>
+      <w:r>
+        <w:t xml:space="preserve">The sequence</w:t>
+      </w:r>
+      <w:r>
+        <w:t xml:space="preserve"> </w:t>
+      </w:r>
+      <m:oMath>
+        <m:sSup>
+          <m:e>
+            <m:r>
+              <m:t>θ</m:t>
+            </m:r>
+          </m:e>
+          <m:sup>
+            <m:r>
+              <m:rPr>
+                <m:sty m:val="p"/>
+              </m:rPr>
+              <m:t>(</m:t>
+            </m:r>
+            <m:r>
+              <m:t>1</m:t>
+            </m:r>
+            <m:r>
+              <m:rPr>
+                <m:sty m:val="p"/>
+              </m:rPr>
+              <m:t>)</m:t>
+            </m:r>
+          </m:sup>
+        </m:sSup>
+        <m:r>
+          <m:rPr>
+            <m:sty m:val="p"/>
+          </m:rPr>
+          <m:t>,</m:t>
+        </m:r>
+        <m:sSup>
+          <m:e>
+            <m:r>
+              <m:t>θ</m:t>
+            </m:r>
+          </m:e>
+          <m:sup>
+            <m:r>
+              <m:rPr>
+                <m:sty m:val="p"/>
+              </m:rPr>
+              <m:t>(</m:t>
+            </m:r>
+            <m:r>
+              <m:t>2</m:t>
+            </m:r>
+            <m:r>
+              <m:rPr>
+                <m:sty m:val="p"/>
+              </m:rPr>
+              <m:t>)</m:t>
+            </m:r>
+          </m:sup>
+        </m:sSup>
+        <m:r>
+          <m:rPr>
+            <m:sty m:val="p"/>
+          </m:rPr>
+          <m:t>,</m:t>
+        </m:r>
+        <m:r>
+          <m:rPr>
+            <m:sty m:val="p"/>
+          </m:rPr>
+          <m:t>…</m:t>
+        </m:r>
+      </m:oMath>
+      <w:r>
+        <w:t xml:space="preserve"> </w:t>
+      </w:r>
+      <w:r>
+        <w:t xml:space="preserve">is a</w:t>
+      </w:r>
+      <w:r>
+        <w:t xml:space="preserve"> </w:t>
+      </w:r>
+      <w:r>
+        <w:rPr>
+          <w:b/>
+          <w:bCs/>
+        </w:rPr>
+        <w:t xml:space="preserve">first-order autoregressive</w:t>
+      </w:r>
+      <w:r>
+        <w:t xml:space="preserve"> </w:t>
+      </w:r>
+      <w:r>
+        <w:t xml:space="preserve">process.</w:t>
+      </w:r>
+      <w:r>
+        <w:t xml:space="preserve"> </w:t>
+      </w:r>
+      <w:r>
+        <w:t xml:space="preserve">Each of</w:t>
+      </w:r>
+      <w:r>
+        <w:t xml:space="preserve"> </w:t>
+      </w:r>
+      <m:oMath>
+        <m:sSup>
+          <m:e>
+            <m:r>
+              <m:t>θ</m:t>
+            </m:r>
+          </m:e>
+          <m:sup>
+            <m:r>
+              <m:rPr>
+                <m:sty m:val="p"/>
+              </m:rPr>
+              <m:t>(</m:t>
+            </m:r>
+            <m:r>
+              <m:t>1</m:t>
+            </m:r>
+            <m:r>
+              <m:rPr>
+                <m:sty m:val="p"/>
+              </m:rPr>
+              <m:t>)</m:t>
+            </m:r>
+          </m:sup>
+        </m:sSup>
+        <m:r>
+          <m:rPr>
+            <m:sty m:val="p"/>
+          </m:rPr>
+          <m:t>,</m:t>
+        </m:r>
+        <m:r>
+          <m:rPr>
+            <m:sty m:val="p"/>
+          </m:rPr>
+          <m:t>…</m:t>
+        </m:r>
+        <m:r>
+          <m:rPr>
+            <m:sty m:val="p"/>
+          </m:rPr>
+          <m:t>,</m:t>
+        </m:r>
+        <m:sSup>
+          <m:e>
+            <m:r>
+              <m:t>θ</m:t>
+            </m:r>
+          </m:e>
+          <m:sup>
+            <m:r>
+              <m:rPr>
+                <m:sty m:val="p"/>
+              </m:rPr>
+              <m:t>(</m:t>
+            </m:r>
+            <m:r>
+              <m:t>t</m:t>
+            </m:r>
+            <m:r>
+              <m:rPr>
+                <m:sty m:val="p"/>
+              </m:rPr>
+              <m:t>)</m:t>
+            </m:r>
+          </m:sup>
+        </m:sSup>
+      </m:oMath>
+      <w:r>
+        <w:t xml:space="preserve"> </w:t>
+      </w:r>
+      <w:r>
+        <w:t xml:space="preserve">is a function of</w:t>
+      </w:r>
+      <w:r>
+        <w:t xml:space="preserve"> </w:t>
+      </w:r>
+      <m:oMath>
+        <m:sSup>
+          <m:e>
+            <m:r>
+              <m:t>θ</m:t>
+            </m:r>
+          </m:e>
+          <m:sup>
+            <m:r>
+              <m:rPr>
+                <m:sty m:val="p"/>
+              </m:rPr>
+              <m:t>(</m:t>
+            </m:r>
+            <m:r>
+              <m:t>1</m:t>
+            </m:r>
+            <m:r>
+              <m:rPr>
+                <m:sty m:val="p"/>
+              </m:rPr>
+              <m:t>)</m:t>
+            </m:r>
+          </m:sup>
+        </m:sSup>
+        <m:r>
+          <m:rPr>
+            <m:sty m:val="p"/>
+          </m:rPr>
+          <m:t>,</m:t>
+        </m:r>
+        <m:sSup>
+          <m:e>
+            <m:r>
+              <m:t>ε</m:t>
+            </m:r>
+          </m:e>
+          <m:sup>
+            <m:r>
+              <m:rPr>
+                <m:sty m:val="p"/>
+              </m:rPr>
+              <m:t>(</m:t>
+            </m:r>
+            <m:r>
+              <m:t>2</m:t>
+            </m:r>
+            <m:r>
+              <m:rPr>
+                <m:sty m:val="p"/>
+              </m:rPr>
+              <m:t>)</m:t>
+            </m:r>
+          </m:sup>
+        </m:sSup>
+        <m:r>
+          <m:rPr>
+            <m:sty m:val="p"/>
+          </m:rPr>
+          <m:t>,</m:t>
+        </m:r>
+        <m:r>
+          <m:rPr>
+            <m:sty m:val="p"/>
+          </m:rPr>
+          <m:t>…</m:t>
+        </m:r>
+        <m:r>
+          <m:rPr>
+            <m:sty m:val="p"/>
+          </m:rPr>
+          <m:t>,</m:t>
+        </m:r>
+        <m:sSup>
+          <m:e>
+            <m:r>
+              <m:t>ε</m:t>
+            </m:r>
+          </m:e>
+          <m:sup>
+            <m:r>
+              <m:rPr>
+                <m:sty m:val="p"/>
+              </m:rPr>
+              <m:t>(</m:t>
+            </m:r>
+            <m:r>
+              <m:t>t</m:t>
+            </m:r>
+            <m:r>
+              <m:rPr>
+                <m:sty m:val="p"/>
+              </m:rPr>
+              <m:t>)</m:t>
+            </m:r>
+          </m:sup>
+        </m:sSup>
+      </m:oMath>
+      <w:r>
+        <w:t xml:space="preserve">,</w:t>
+      </w:r>
+      <w:r>
+        <w:t xml:space="preserve"> </w:t>
+      </w:r>
+      <w:r>
+        <w:t xml:space="preserve">so</w:t>
+      </w:r>
+      <w:r>
+        <w:t xml:space="preserve"> </w:t>
+      </w:r>
+      <m:oMath>
+        <m:sSup>
+          <m:e>
+            <m:r>
+              <m:t>ε</m:t>
+            </m:r>
+          </m:e>
+          <m:sup>
+            <m:r>
+              <m:rPr>
+                <m:sty m:val="p"/>
+              </m:rPr>
+              <m:t>(</m:t>
+            </m:r>
+            <m:r>
+              <m:t>t</m:t>
+            </m:r>
+            <m:r>
+              <m:rPr>
+                <m:sty m:val="p"/>
+              </m:rPr>
+              <m:t>+</m:t>
+            </m:r>
+            <m:r>
+              <m:t>1</m:t>
+            </m:r>
+            <m:r>
+              <m:rPr>
+                <m:sty m:val="p"/>
+              </m:rPr>
+              <m:t>)</m:t>
+            </m:r>
+          </m:sup>
+        </m:sSup>
+      </m:oMath>
+      <w:r>
+        <w:t xml:space="preserve"> </w:t>
+      </w:r>
+      <w:r>
+        <w:t xml:space="preserve">is independent of all of them.</w:t>
+      </w:r>
+      <w:r>
+        <w:t xml:space="preserve"> </w:t>
+      </w:r>
+      <w:r>
+        <w:t xml:space="preserve">So, given</w:t>
+      </w:r>
+      <w:r>
+        <w:t xml:space="preserve"> </w:t>
+      </w:r>
+      <m:oMath>
+        <m:sSup>
+          <m:e>
+            <m:r>
+              <m:t>θ</m:t>
+            </m:r>
+          </m:e>
+          <m:sup>
+            <m:r>
+              <m:rPr>
+                <m:sty m:val="p"/>
+              </m:rPr>
+              <m:t>(</m:t>
+            </m:r>
+            <m:r>
+              <m:t>t</m:t>
+            </m:r>
+            <m:r>
+              <m:rPr>
+                <m:sty m:val="p"/>
+              </m:rPr>
+              <m:t>)</m:t>
+            </m:r>
+          </m:sup>
+        </m:sSup>
+        <m:r>
+          <m:rPr>
+            <m:sty m:val="p"/>
+          </m:rPr>
+          <m:t>=</m:t>
+        </m:r>
+        <m:r>
+          <m:t>s</m:t>
+        </m:r>
+      </m:oMath>
+      <w:r>
+        <w:t xml:space="preserve"> </w:t>
+      </w:r>
+      <w:r>
+        <w:t xml:space="preserve">and any earlier values,</w:t>
+      </w:r>
+      <w:r>
+        <w:t xml:space="preserve"> </w:t>
+      </w:r>
+      <m:oMath>
+        <m:sSup>
+          <m:e>
+            <m:r>
+              <m:t>θ</m:t>
+            </m:r>
+          </m:e>
+          <m:sup>
+            <m:r>
+              <m:rPr>
+                <m:sty m:val="p"/>
+              </m:rPr>
+              <m:t>(</m:t>
+            </m:r>
+            <m:r>
+              <m:t>t</m:t>
+            </m:r>
+            <m:r>
+              <m:rPr>
+                <m:sty m:val="p"/>
+              </m:rPr>
+              <m:t>+</m:t>
+            </m:r>
+            <m:r>
+              <m:t>1</m:t>
+            </m:r>
+            <m:r>
+              <m:rPr>
+                <m:sty m:val="p"/>
+              </m:rPr>
+              <m:t>)</m:t>
+            </m:r>
+          </m:sup>
+        </m:sSup>
+        <m:r>
+          <m:rPr>
+            <m:sty m:val="p"/>
+          </m:rPr>
+          <m:t>=</m:t>
+        </m:r>
+        <m:r>
+          <m:t>ρ</m:t>
+        </m:r>
+        <m:r>
+          <m:t> </m:t>
+        </m:r>
+        <m:r>
+          <m:t>s</m:t>
+        </m:r>
+        <m:r>
+          <m:rPr>
+            <m:sty m:val="p"/>
+          </m:rPr>
+          <m:t>+</m:t>
+        </m:r>
+        <m:sSup>
+          <m:e>
+            <m:r>
+              <m:t>ε</m:t>
+            </m:r>
+          </m:e>
+          <m:sup>
+            <m:r>
+              <m:rPr>
+                <m:sty m:val="p"/>
+              </m:rPr>
+              <m:t>(</m:t>
+            </m:r>
+            <m:r>
+              <m:t>t</m:t>
+            </m:r>
+            <m:r>
+              <m:rPr>
+                <m:sty m:val="p"/>
+              </m:rPr>
+              <m:t>+</m:t>
+            </m:r>
+            <m:r>
+              <m:t>1</m:t>
+            </m:r>
+            <m:r>
+              <m:rPr>
+                <m:sty m:val="p"/>
+              </m:rPr>
+              <m:t>)</m:t>
+            </m:r>
+          </m:sup>
+        </m:sSup>
+      </m:oMath>
+      <w:r>
+        <w:t xml:space="preserve"> </w:t>
+      </w:r>
+      <w:r>
+        <w:t xml:space="preserve">has the</w:t>
+      </w:r>
+      <w:r>
+        <w:t xml:space="preserve"> </w:t>
+      </w:r>
+      <m:oMath>
+        <m:r>
+          <m:rPr>
+            <m:sty m:val="p"/>
+          </m:rPr>
+          <m:t>N</m:t>
+        </m:r>
+        <m:r>
+          <m:t>​</m:t>
+        </m:r>
+        <m:d>
+          <m:dPr>
+            <m:begChr m:val="("/>
+            <m:sepChr m:val=""/>
+            <m:endChr m:val=")"/>
+            <m:grow/>
+          </m:dPr>
+          <m:e>
+            <m:r>
+              <m:t>ρ</m:t>
+            </m:r>
+            <m:r>
+              <m:t> </m:t>
+            </m:r>
+            <m:r>
+              <m:t>s</m:t>
+            </m:r>
+            <m:r>
+              <m:rPr>
+                <m:sty m:val="p"/>
+              </m:rPr>
+              <m:t>,</m:t>
+            </m:r>
+            <m:sSup>
+              <m:e>
+                <m:r>
+                  <m:t>σ</m:t>
+                </m:r>
+              </m:e>
+              <m:sup>
+                <m:r>
+                  <m:t>2</m:t>
+                </m:r>
+              </m:sup>
+            </m:sSup>
+          </m:e>
+        </m:d>
+        <m:r>
+          <m:t>​</m:t>
+        </m:r>
+      </m:oMath>
+      <w:r>
+        <w:t xml:space="preserve"> </w:t>
+      </w:r>
+      <w:r>
+        <w:t xml:space="preserve">distribution,</w:t>
+      </w:r>
+      <w:r>
+        <w:t xml:space="preserve"> </w:t>
+      </w:r>
+      <w:r>
+        <w:t xml:space="preserve">which depends only on the current state</w:t>
+      </w:r>
+      <w:r>
+        <w:t xml:space="preserve"> </w:t>
+      </w:r>
+      <m:oMath>
+        <m:r>
+          <m:t>s</m:t>
+        </m:r>
+      </m:oMath>
+      <w:r>
+        <w:t xml:space="preserve">.</w:t>
+      </w:r>
+      <w:r>
+        <w:t xml:space="preserve"> </w:t>
+      </w:r>
+      <w:r>
+        <w:t xml:space="preserve">The sequence is therefore a</w:t>
+      </w:r>
+      <w:r>
+        <w:t xml:space="preserve"> </w:t>
+      </w:r>
+      <w:hyperlink w:anchor="def-markov-chain">
+        <w:r>
+          <w:rPr>
+            <w:rStyle w:val="Hyperlink"/>
+          </w:rPr>
+          <w:t xml:space="preserve">Markov chain</w:t>
+        </w:r>
+      </w:hyperlink>
+      <w:r>
+        <w:t xml:space="preserve">.</w:t>
+      </w:r>
+      <w:r>
+        <w:t xml:space="preserve"> </w:t>
+      </w:r>
+      <w:r>
+        <w:t xml:space="preserve">Unlike the chain of</w:t>
+      </w:r>
+      <w:r>
+        <w:t xml:space="preserve"> </w:t>
+      </w:r>
+      <w:hyperlink w:anchor="exm-two-state-chain">
+        <w:r>
+          <w:rPr>
+            <w:rStyle w:val="Hyperlink"/>
+          </w:rPr>
+          <w:t xml:space="preserve">Example 3</w:t>
+        </w:r>
+      </w:hyperlink>
+      <w:r>
+        <w:t xml:space="preserve">,</w:t>
+      </w:r>
+      <w:r>
+        <w:t xml:space="preserve"> </w:t>
+      </w:r>
+      <w:r>
+        <w:t xml:space="preserve">its states can be any real number,</w:t>
+      </w:r>
+      <w:r>
+        <w:t xml:space="preserve"> </w:t>
+      </w:r>
+      <w:r>
+        <w:t xml:space="preserve">so it has a continuous state space,</w:t>
+      </w:r>
+      <w:r>
+        <w:t xml:space="preserve"> </w:t>
+      </w:r>
+      <w:r>
+        <w:t xml:space="preserve">like the chains that MCMC builds for a continuous parameter,</w:t>
+      </w:r>
+      <w:r>
+        <w:t xml:space="preserve"> </w:t>
+      </w:r>
+      <w:r>
+        <w:t xml:space="preserve">whose values lie in the parameter space.</w:t>
+      </w:r>
+    </w:p>
+    <w:bookmarkEnd w:id="23"/>
+    <w:bookmarkStart w:id="24" w:name="exr-ar1-stationary"/>
+    <w:p>
+      <w:pPr>
+        <w:pStyle w:val="BodyText"/>
+      </w:pPr>
+      <w:r>
+        <w:rPr>
+          <w:b/>
+          <w:bCs/>
+        </w:rPr>
+        <w:t xml:space="preserve">Exercise 1 (Stationary distribution of the autoregressive chain)</w:t>
+      </w:r>
+      <w:r>
+        <w:t xml:space="preserve"> </w:t>
+      </w:r>
+      <w:r>
+        <w:t xml:space="preserve">For the chain of</w:t>
+      </w:r>
+      <w:r>
+        <w:t xml:space="preserve"> </w:t>
+      </w:r>
+      <w:hyperlink w:anchor="exm-ar1-chain">
+        <w:r>
+          <w:rPr>
+            <w:rStyle w:val="Hyperlink"/>
+          </w:rPr>
+          <w:t xml:space="preserve">Example 4</w:t>
+        </w:r>
+      </w:hyperlink>
+      <w:r>
+        <w:t xml:space="preserve"> </w:t>
+      </w:r>
+      <w:r>
+        <w:t xml:space="preserve">with</w:t>
+      </w:r>
+      <w:r>
+        <w:t xml:space="preserve"> </w:t>
+      </w:r>
+      <m:oMath>
+        <m:r>
+          <m:t>​</m:t>
+        </m:r>
+        <m:d>
+          <m:dPr>
+            <m:begChr m:val="|"/>
+            <m:sepChr m:val=""/>
+            <m:endChr m:val="|"/>
+            <m:grow/>
+          </m:dPr>
+          <m:e>
+            <m:r>
+              <m:t>ρ</m:t>
+            </m:r>
+          </m:e>
+        </m:d>
+        <m:r>
+          <m:t>​</m:t>
+        </m:r>
+        <m:r>
+          <m:rPr>
+            <m:sty m:val="p"/>
+          </m:rPr>
+          <m:t>&lt;</m:t>
+        </m:r>
+        <m:r>
+          <m:t>1</m:t>
+        </m:r>
+      </m:oMath>
+      <w:r>
+        <w:t xml:space="preserve">,</w:t>
+      </w:r>
+      <w:r>
+        <w:t xml:space="preserve"> </w:t>
+      </w:r>
+      <w:r>
+        <w:t xml:space="preserve">find the variance</w:t>
+      </w:r>
+      <w:r>
+        <w:t xml:space="preserve"> </w:t>
+      </w:r>
+      <m:oMath>
+        <m:r>
+          <m:t>v</m:t>
+        </m:r>
+        <m:r>
+          <m:rPr>
+            <m:sty m:val="p"/>
+          </m:rPr>
+          <m:t>&gt;</m:t>
+        </m:r>
+        <m:r>
+          <m:t>0</m:t>
+        </m:r>
+      </m:oMath>
+      <w:r>
+        <w:t xml:space="preserve"> </w:t>
+      </w:r>
+      <w:r>
+        <w:t xml:space="preserve">for which</w:t>
+      </w:r>
+      <w:r>
+        <w:t xml:space="preserve"> </w:t>
+      </w:r>
+      <m:oMath>
+        <m:r>
+          <m:rPr>
+            <m:sty m:val="p"/>
+          </m:rPr>
+          <m:t>N</m:t>
+        </m:r>
+        <m:r>
+          <m:t>​</m:t>
+        </m:r>
+        <m:d>
+          <m:dPr>
+            <m:begChr m:val="("/>
+            <m:sepChr m:val=""/>
+            <m:endChr m:val=")"/>
+            <m:grow/>
+          </m:dPr>
+          <m:e>
+            <m:r>
+              <m:t>0</m:t>
+            </m:r>
+            <m:r>
+              <m:rPr>
+                <m:sty m:val="p"/>
+              </m:rPr>
+              <m:t>,</m:t>
+            </m:r>
+            <m:r>
+              <m:t>v</m:t>
+            </m:r>
+          </m:e>
+        </m:d>
+        <m:r>
+          <m:t>​</m:t>
+        </m:r>
+      </m:oMath>
+      <w:r>
+        <w:t xml:space="preserve"> </w:t>
+      </w:r>
+      <w:r>
+        <w:t xml:space="preserve">is a</w:t>
+      </w:r>
+      <w:r>
+        <w:t xml:space="preserve"> </w:t>
+      </w:r>
+      <w:hyperlink w:anchor="def-stationary-distribution">
+        <w:r>
+          <w:rPr>
+            <w:rStyle w:val="Hyperlink"/>
+          </w:rPr>
+          <w:t xml:space="preserve">stationary distribution</w:t>
+        </w:r>
+      </w:hyperlink>
+      <w:r>
+        <w:t xml:space="preserve">.</w:t>
+      </w:r>
+    </w:p>
+    <w:bookmarkEnd w:id="24"/>
+    <w:bookmarkStart w:id="34" w:name="sol-ar1-stationary"/>
+    <w:p>
+      <w:pPr>
+        <w:pStyle w:val="BodyText"/>
+      </w:pPr>
+      <w:r>
+        <w:rPr>
+          <w:i/>
+          <w:iCs/>
+        </w:rPr>
+        <w:t xml:space="preserve">Solution 1</w:t>
+      </w:r>
+      <w:r>
+        <w:t xml:space="preserve">. </w:t>
+      </w:r>
+      <w:r>
+        <w:t xml:space="preserve">Suppose</w:t>
+      </w:r>
+      <w:r>
+        <w:t xml:space="preserve"> </w:t>
+      </w:r>
+      <m:oMath>
+        <m:sSup>
+          <m:e>
+            <m:r>
+              <m:t>θ</m:t>
+            </m:r>
+          </m:e>
+          <m:sup>
+            <m:r>
+              <m:rPr>
+                <m:sty m:val="p"/>
+              </m:rPr>
+              <m:t>(</m:t>
+            </m:r>
+            <m:r>
+              <m:t>t</m:t>
+            </m:r>
+            <m:r>
+              <m:rPr>
+                <m:sty m:val="p"/>
+              </m:rPr>
+              <m:t>)</m:t>
+            </m:r>
+          </m:sup>
+        </m:sSup>
+        <m:r>
+          <m:rPr>
+            <m:sty m:val="p"/>
+          </m:rPr>
+          <m:t>∼</m:t>
+        </m:r>
+        <m:r>
+          <m:rPr>
+            <m:sty m:val="p"/>
+          </m:rPr>
+          <m:t>N</m:t>
+        </m:r>
+        <m:r>
+          <m:t>​</m:t>
+        </m:r>
+        <m:d>
+          <m:dPr>
+            <m:begChr m:val="("/>
+            <m:sepChr m:val=""/>
+            <m:endChr m:val=")"/>
+            <m:grow/>
+          </m:dPr>
+          <m:e>
+            <m:r>
+              <m:t>0</m:t>
+            </m:r>
+            <m:r>
+              <m:rPr>
+                <m:sty m:val="p"/>
+              </m:rPr>
+              <m:t>,</m:t>
+            </m:r>
+            <m:r>
+              <m:t>v</m:t>
+            </m:r>
+          </m:e>
+        </m:d>
+        <m:r>
+          <m:t>​</m:t>
+        </m:r>
+      </m:oMath>
+      <w:r>
+        <w:t xml:space="preserve">.</w:t>
+      </w:r>
+      <w:r>
+        <w:t xml:space="preserve"> </w:t>
+      </w:r>
+      <w:r>
+        <w:t xml:space="preserve">By</w:t>
+      </w:r>
+      <w:r>
+        <w:t xml:space="preserve"> </w:t>
+      </w:r>
+      <w:hyperlink w:anchor="exm-ar1-chain">
+        <w:r>
+          <w:rPr>
+            <w:rStyle w:val="Hyperlink"/>
+          </w:rPr>
+          <w:t xml:space="preserve">Example 4</w:t>
+        </w:r>
+      </w:hyperlink>
+      <w:r>
+        <w:t xml:space="preserve">,</w:t>
+      </w:r>
+      <w:r>
+        <w:t xml:space="preserve"> </w:t>
+      </w:r>
+      <m:oMath>
+        <m:sSup>
+          <m:e>
+            <m:r>
+              <m:t>ε</m:t>
+            </m:r>
+          </m:e>
+          <m:sup>
+            <m:r>
+              <m:rPr>
+                <m:sty m:val="p"/>
+              </m:rPr>
+              <m:t>(</m:t>
+            </m:r>
+            <m:r>
+              <m:t>t</m:t>
+            </m:r>
+            <m:r>
+              <m:rPr>
+                <m:sty m:val="p"/>
+              </m:rPr>
+              <m:t>+</m:t>
+            </m:r>
+            <m:r>
+              <m:t>1</m:t>
+            </m:r>
+            <m:r>
+              <m:rPr>
+                <m:sty m:val="p"/>
+              </m:rPr>
+              <m:t>)</m:t>
+            </m:r>
+          </m:sup>
+        </m:sSup>
+      </m:oMath>
+      <w:r>
+        <w:t xml:space="preserve"> </w:t>
+      </w:r>
+      <w:r>
+        <w:t xml:space="preserve">is independent of</w:t>
+      </w:r>
+      <w:r>
+        <w:t xml:space="preserve"> </w:t>
+      </w:r>
+      <m:oMath>
+        <m:sSup>
+          <m:e>
+            <m:r>
+              <m:t>θ</m:t>
+            </m:r>
+          </m:e>
+          <m:sup>
+            <m:r>
+              <m:rPr>
+                <m:sty m:val="p"/>
+              </m:rPr>
+              <m:t>(</m:t>
+            </m:r>
+            <m:r>
+              <m:t>t</m:t>
+            </m:r>
+            <m:r>
+              <m:rPr>
+                <m:sty m:val="p"/>
+              </m:rPr>
+              <m:t>)</m:t>
+            </m:r>
+          </m:sup>
+        </m:sSup>
+      </m:oMath>
+      <w:r>
+        <w:t xml:space="preserve">,</w:t>
+      </w:r>
+      <w:r>
+        <w:t xml:space="preserve"> </w:t>
+      </w:r>
+      <w:r>
+        <w:t xml:space="preserve">so</w:t>
+      </w:r>
+      <w:r>
+        <w:t xml:space="preserve"> </w:t>
+      </w:r>
+      <m:oMath>
+        <m:sSup>
+          <m:e>
+            <m:r>
+              <m:t>θ</m:t>
+            </m:r>
+          </m:e>
+          <m:sup>
+            <m:r>
+              <m:rPr>
+                <m:sty m:val="p"/>
+              </m:rPr>
+              <m:t>(</m:t>
+            </m:r>
+            <m:r>
+              <m:t>t</m:t>
+            </m:r>
+            <m:r>
+              <m:rPr>
+                <m:sty m:val="p"/>
+              </m:rPr>
+              <m:t>+</m:t>
+            </m:r>
+            <m:r>
+              <m:t>1</m:t>
+            </m:r>
+            <m:r>
+              <m:rPr>
+                <m:sty m:val="p"/>
+              </m:rPr>
+              <m:t>)</m:t>
+            </m:r>
+          </m:sup>
+        </m:sSup>
+        <m:r>
+          <m:rPr>
+            <m:sty m:val="p"/>
+          </m:rPr>
+          <m:t>=</m:t>
+        </m:r>
+        <m:r>
+          <m:t>ρ</m:t>
+        </m:r>
+        <m:r>
+          <m:t> </m:t>
+        </m:r>
+        <m:sSup>
+          <m:e>
+            <m:r>
+              <m:t>θ</m:t>
+            </m:r>
+          </m:e>
+          <m:sup>
+            <m:r>
+              <m:rPr>
+                <m:sty m:val="p"/>
+              </m:rPr>
+              <m:t>(</m:t>
+            </m:r>
+            <m:r>
+              <m:t>t</m:t>
+            </m:r>
+            <m:r>
+              <m:rPr>
+                <m:sty m:val="p"/>
+              </m:rPr>
+              <m:t>)</m:t>
+            </m:r>
+          </m:sup>
+        </m:sSup>
+        <m:r>
+          <m:rPr>
+            <m:sty m:val="p"/>
+          </m:rPr>
+          <m:t>+</m:t>
+        </m:r>
+        <m:sSup>
+          <m:e>
+            <m:r>
+              <m:t>ε</m:t>
+            </m:r>
+          </m:e>
+          <m:sup>
+            <m:r>
+              <m:rPr>
+                <m:sty m:val="p"/>
+              </m:rPr>
+              <m:t>(</m:t>
+            </m:r>
+            <m:r>
+              <m:t>t</m:t>
+            </m:r>
+            <m:r>
+              <m:rPr>
+                <m:sty m:val="p"/>
+              </m:rPr>
+              <m:t>+</m:t>
+            </m:r>
+            <m:r>
+              <m:t>1</m:t>
+            </m:r>
+            <m:r>
+              <m:rPr>
+                <m:sty m:val="p"/>
+              </m:rPr>
+              <m:t>)</m:t>
+            </m:r>
+          </m:sup>
+        </m:sSup>
+      </m:oMath>
+      <w:r>
+        <w:t xml:space="preserve">,</w:t>
+      </w:r>
+      <w:r>
+        <w:t xml:space="preserve"> </w:t>
+      </w:r>
+      <w:r>
+        <w:t xml:space="preserve">a linear combination of independent Gaussian random variables,</w:t>
+      </w:r>
+      <w:r>
+        <w:t xml:space="preserve"> </w:t>
+      </w:r>
+      <w:r>
+        <w:t xml:space="preserve">is Gaussian</w:t>
+      </w:r>
+      <w:r>
+        <w:t xml:space="preserve"> </w:t>
+      </w:r>
+      <w:r>
+        <w:t xml:space="preserve">(Casella and Berger 2002, Corollary 4.6.10)</w:t>
+      </w:r>
+      <w:r>
+        <w:t xml:space="preserve">.</w:t>
+      </w:r>
+      <w:r>
+        <w:t xml:space="preserve"> </w:t>
+      </w:r>
+      <w:r>
+        <w:t xml:space="preserve">By</w:t>
+      </w:r>
+      <w:r>
+        <w:t xml:space="preserve"> </w:t>
+      </w:r>
+      <w:hyperlink r:id="rId25">
+        <w:r>
+          <w:rPr>
+            <w:rStyle w:val="Hyperlink"/>
+          </w:rPr>
+          <w:t xml:space="preserve">linearity of expectation</w:t>
+        </w:r>
+      </w:hyperlink>
+      <w:r>
+        <w:t xml:space="preserve">,</w:t>
+      </w:r>
+      <w:r>
+        <w:t xml:space="preserve"> </w:t>
+      </w:r>
+      <w:r>
+        <w:t xml:space="preserve">its mean is</w:t>
+      </w:r>
+    </w:p>
+    <w:p>
+      <w:pPr>
+        <w:pStyle w:val="BodyText"/>
+      </w:pPr>
+      <w:bookmarkStart w:id="26" w:name="eq-ar1-stationary-exr"/>
+      <m:oMathPara>
+        <m:oMathParaPr>
+          <m:jc m:val="center"/>
+        </m:oMathParaPr>
+        <m:oMath>
+          <m:eqArr>
+            <m:e>
+              <m:r>
+                <m:rPr>
+                  <m:sty m:val="p"/>
+                </m:rPr>
+                <m:t>E</m:t>
+              </m:r>
+              <m:r>
+                <m:t>​</m:t>
+              </m:r>
+              <m:d>
+                <m:dPr>
+                  <m:begChr m:val="["/>
+                  <m:sepChr m:val=""/>
+                  <m:endChr m:val="]"/>
+                  <m:grow/>
+                </m:dPr>
+                <m:e>
+                  <m:sSup>
+                    <m:e>
+                      <m:r>
+                        <m:t>θ</m:t>
+                      </m:r>
+                    </m:e>
+                    <m:sup>
+                      <m:r>
+                        <m:rPr>
+                          <m:sty m:val="p"/>
+                        </m:rPr>
+                        <m:t>(</m:t>
+                      </m:r>
+                      <m:r>
+                        <m:t>t</m:t>
+                      </m:r>
+                      <m:r>
+                        <m:rPr>
+                          <m:sty m:val="p"/>
+                        </m:rPr>
+                        <m:t>+</m:t>
+                      </m:r>
+                      <m:r>
+                        <m:t>1</m:t>
+                      </m:r>
+                      <m:r>
+                        <m:rPr>
+                          <m:sty m:val="p"/>
+                        </m:rPr>
+                        <m:t>)</m:t>
+                      </m:r>
+                    </m:sup>
+                  </m:sSup>
+                </m:e>
+              </m:d>
+              <m:r>
+                <m:t>​</m:t>
+              </m:r>
+              <m:r>
+                <m:t>&amp;</m:t>
+              </m:r>
+              <m:r>
+                <m:rPr>
+                  <m:sty m:val="p"/>
+                </m:rPr>
+                <m:t>=</m:t>
+              </m:r>
+              <m:r>
+                <m:rPr>
+                  <m:sty m:val="p"/>
+                </m:rPr>
+                <m:t>E</m:t>
+              </m:r>
+              <m:r>
+                <m:t>​</m:t>
+              </m:r>
+              <m:d>
+                <m:dPr>
+                  <m:begChr m:val="["/>
+                  <m:sepChr m:val=""/>
+                  <m:endChr m:val="]"/>
+                  <m:grow/>
+                </m:dPr>
+                <m:e>
+                  <m:r>
+                    <m:t>ρ</m:t>
+                  </m:r>
+                  <m:r>
+                    <m:t> </m:t>
+                  </m:r>
+                  <m:sSup>
+                    <m:e>
+                      <m:r>
+                        <m:t>θ</m:t>
+                      </m:r>
+                    </m:e>
+                    <m:sup>
+                      <m:r>
+                        <m:rPr>
+                          <m:sty m:val="p"/>
+                        </m:rPr>
+                        <m:t>(</m:t>
+                      </m:r>
+                      <m:r>
+                        <m:t>t</m:t>
+                      </m:r>
+                      <m:r>
+                        <m:rPr>
+                          <m:sty m:val="p"/>
+                        </m:rPr>
+                        <m:t>)</m:t>
+                      </m:r>
+                    </m:sup>
+                  </m:sSup>
+                  <m:r>
+                    <m:rPr>
+                      <m:sty m:val="p"/>
+                    </m:rPr>
+                    <m:t>+</m:t>
+                  </m:r>
+                  <m:sSup>
+                    <m:e>
+                      <m:r>
+                        <m:t>ε</m:t>
+                      </m:r>
+                    </m:e>
+                    <m:sup>
+                      <m:r>
+                        <m:rPr>
+                          <m:sty m:val="p"/>
+                        </m:rPr>
+                        <m:t>(</m:t>
+                      </m:r>
+                      <m:r>
+                        <m:t>t</m:t>
+                      </m:r>
+                      <m:r>
+                        <m:rPr>
+                          <m:sty m:val="p"/>
+                        </m:rPr>
+                        <m:t>+</m:t>
+                      </m:r>
+                      <m:r>
+                        <m:t>1</m:t>
+                      </m:r>
+                      <m:r>
+                        <m:rPr>
+                          <m:sty m:val="p"/>
+                        </m:rPr>
+                        <m:t>)</m:t>
+                      </m:r>
+                    </m:sup>
+                  </m:sSup>
+                </m:e>
+              </m:d>
+              <m:r>
+                <m:t>​</m:t>
+              </m:r>
+              <m:r>
+                <m:t>&amp;</m:t>
+              </m:r>
+              <m:r>
+                <m:t>&amp;</m:t>
+              </m:r>
+              <m:r>
+                <m:rPr>
+                  <m:nor/>
+                  <m:sty m:val="p"/>
+                </m:rPr>
+                <m:t>(definition of the chain)</m:t>
+              </m:r>
+            </m:e>
+            <m:e>
+              <m:r>
+                <m:t>&amp;</m:t>
+              </m:r>
+              <m:r>
+                <m:rPr>
+                  <m:sty m:val="p"/>
+                </m:rPr>
+                <m:t>=</m:t>
+              </m:r>
+              <m:r>
+                <m:t>ρ</m:t>
+              </m:r>
+              <m:r>
+                <m:t> </m:t>
+              </m:r>
+              <m:r>
+                <m:rPr>
+                  <m:sty m:val="p"/>
+                </m:rPr>
+                <m:t>E</m:t>
+              </m:r>
+              <m:r>
+                <m:t>​</m:t>
+              </m:r>
+              <m:d>
+                <m:dPr>
+                  <m:begChr m:val="["/>
+                  <m:sepChr m:val=""/>
+                  <m:endChr m:val="]"/>
+                  <m:grow/>
+                </m:dPr>
+                <m:e>
+                  <m:sSup>
+                    <m:e>
+                      <m:r>
+                        <m:t>θ</m:t>
+                      </m:r>
+                    </m:e>
+                    <m:sup>
+                      <m:r>
+                        <m:rPr>
+                          <m:sty m:val="p"/>
+                        </m:rPr>
+                        <m:t>(</m:t>
+                      </m:r>
+                      <m:r>
+                        <m:t>t</m:t>
+                      </m:r>
+                      <m:r>
+                        <m:rPr>
+                          <m:sty m:val="p"/>
+                        </m:rPr>
+                        <m:t>)</m:t>
+                      </m:r>
+                    </m:sup>
+                  </m:sSup>
+                </m:e>
+              </m:d>
+              <m:r>
+                <m:t>​</m:t>
+              </m:r>
+              <m:r>
+                <m:rPr>
+                  <m:sty m:val="p"/>
+                </m:rPr>
+                <m:t>+</m:t>
+              </m:r>
+              <m:r>
+                <m:rPr>
+                  <m:sty m:val="p"/>
+                </m:rPr>
+                <m:t>E</m:t>
+              </m:r>
+              <m:r>
+                <m:t>​</m:t>
+              </m:r>
+              <m:d>
+                <m:dPr>
+                  <m:begChr m:val="["/>
+                  <m:sepChr m:val=""/>
+                  <m:endChr m:val="]"/>
+                  <m:grow/>
+                </m:dPr>
+                <m:e>
+                  <m:sSup>
+                    <m:e>
+                      <m:r>
+                        <m:t>ε</m:t>
+                      </m:r>
+                    </m:e>
+                    <m:sup>
+                      <m:r>
+                        <m:rPr>
+                          <m:sty m:val="p"/>
+                        </m:rPr>
+                        <m:t>(</m:t>
+                      </m:r>
+                      <m:r>
+                        <m:t>t</m:t>
+                      </m:r>
+                      <m:r>
+                        <m:rPr>
+                          <m:sty m:val="p"/>
+                        </m:rPr>
+                        <m:t>+</m:t>
+                      </m:r>
+                      <m:r>
+                        <m:t>1</m:t>
+                      </m:r>
+                      <m:r>
+                        <m:rPr>
+                          <m:sty m:val="p"/>
+                        </m:rPr>
+                        <m:t>)</m:t>
+                      </m:r>
+                    </m:sup>
+                  </m:sSup>
+                </m:e>
+              </m:d>
+              <m:r>
+                <m:t>​</m:t>
+              </m:r>
+              <m:r>
+                <m:t>&amp;</m:t>
+              </m:r>
+              <m:r>
+                <m:t>&amp;</m:t>
+              </m:r>
+              <m:r>
+                <m:rPr>
+                  <m:nor/>
+                  <m:sty m:val="p"/>
+                </m:rPr>
+                <m:t>(linearity of expectation)</m:t>
+              </m:r>
+            </m:e>
+            <m:e>
+              <m:r>
+                <m:t>&amp;</m:t>
+              </m:r>
+              <m:r>
+                <m:rPr>
+                  <m:sty m:val="p"/>
+                </m:rPr>
+                <m:t>=</m:t>
+              </m:r>
+              <m:r>
+                <m:t>ρ</m:t>
+              </m:r>
+              <m:r>
+                <m:rPr>
+                  <m:sty m:val="p"/>
+                </m:rPr>
+                <m:t>⋅</m:t>
+              </m:r>
+              <m:r>
+                <m:t>0</m:t>
+              </m:r>
+              <m:r>
+                <m:rPr>
+                  <m:sty m:val="p"/>
+                </m:rPr>
+                <m:t>+</m:t>
+              </m:r>
+              <m:r>
+                <m:t>0</m:t>
+              </m:r>
+              <m:r>
+                <m:t>&amp;</m:t>
+              </m:r>
+              <m:r>
+                <m:t>&amp;</m:t>
+              </m:r>
+              <m:r>
+                <m:rPr>
+                  <m:nor/>
+                  <m:sty m:val="p"/>
+                </m:rPr>
+                <m:t>(substituting the two means)</m:t>
+              </m:r>
+            </m:e>
+            <m:e>
+              <m:r>
+                <m:t>&amp;</m:t>
+              </m:r>
+              <m:r>
+                <m:rPr>
+                  <m:sty m:val="p"/>
+                </m:rPr>
+                <m:t>=</m:t>
+              </m:r>
+              <m:r>
+                <m:t>0</m:t>
+              </m:r>
+              <m:r>
+                <m:t>&amp;</m:t>
+              </m:r>
+              <m:r>
+                <m:t>&amp;</m:t>
+              </m:r>
+              <m:r>
+                <m:rPr>
+                  <m:nor/>
+                  <m:sty m:val="p"/>
+                </m:rPr>
+                <m:t>(arithmetic)</m:t>
+              </m:r>
+              <m:r>
+                <m:rPr>
+                  <m:sty m:val="p"/>
+                </m:rPr>
+                <m:t>.</m:t>
+              </m:r>
+            </m:e>
+          </m:eqArr>
+          <m:r>
+            <m:t>  </m:t>
+          </m:r>
+          <m:r>
+            <m:rPr>
+              <m:sty m:val="p"/>
+            </m:rPr>
+            <m:t>(</m:t>
+          </m:r>
+          <m:r>
+            <m:t>2</m:t>
+          </m:r>
+          <m:r>
+            <m:rPr>
+              <m:sty m:val="p"/>
+            </m:rPr>
+            <m:t>)</m:t>
+          </m:r>
+        </m:oMath>
+      </m:oMathPara>
+      <w:bookmarkEnd w:id="26"/>
+    </w:p>
+    <w:p>
+      <w:pPr>
+        <w:pStyle w:val="FirstParagraph"/>
+      </w:pPr>
+      <w:r>
+        <w:t xml:space="preserve">Independent random variables are</w:t>
+      </w:r>
+      <w:r>
+        <w:t xml:space="preserve"> </w:t>
+      </w:r>
+      <w:hyperlink r:id="rId27">
+        <w:r>
+          <w:rPr>
+            <w:rStyle w:val="Hyperlink"/>
+          </w:rPr>
+          <w:t xml:space="preserve">uncorrelated</w:t>
+        </w:r>
+      </w:hyperlink>
+      <w:r>
+        <w:t xml:space="preserve">,</w:t>
+      </w:r>
+      <w:r>
+        <w:t xml:space="preserve"> </w:t>
+      </w:r>
+      <w:r>
+        <w:t xml:space="preserve">so</w:t>
+      </w:r>
+      <w:r>
+        <w:t xml:space="preserve"> </w:t>
+      </w:r>
+      <m:oMath>
+        <m:r>
+          <m:rPr>
+            <m:sty m:val="p"/>
+          </m:rPr>
+          <m:t>Cov</m:t>
+        </m:r>
+        <m:r>
+          <m:t>​</m:t>
+        </m:r>
+        <m:d>
+          <m:dPr>
+            <m:begChr m:val="("/>
+            <m:sepChr m:val=""/>
+            <m:endChr m:val=")"/>
+            <m:grow/>
+          </m:dPr>
+          <m:e>
+            <m:sSup>
+              <m:e>
+                <m:r>
+                  <m:t>θ</m:t>
+                </m:r>
+              </m:e>
+              <m:sup>
+                <m:r>
+                  <m:rPr>
+                    <m:sty m:val="p"/>
+                  </m:rPr>
+                  <m:t>(</m:t>
+                </m:r>
+                <m:r>
+                  <m:t>t</m:t>
+                </m:r>
+                <m:r>
+                  <m:rPr>
+                    <m:sty m:val="p"/>
+                  </m:rPr>
+                  <m:t>)</m:t>
+                </m:r>
+              </m:sup>
+            </m:sSup>
+            <m:r>
+              <m:rPr>
+                <m:sty m:val="p"/>
+              </m:rPr>
+              <m:t>,</m:t>
+            </m:r>
+            <m:sSup>
+              <m:e>
+                <m:r>
+                  <m:t>ε</m:t>
+                </m:r>
+              </m:e>
+              <m:sup>
+                <m:r>
+                  <m:rPr>
+                    <m:sty m:val="p"/>
+                  </m:rPr>
+                  <m:t>(</m:t>
+                </m:r>
+                <m:r>
+                  <m:t>t</m:t>
+                </m:r>
+                <m:r>
+                  <m:rPr>
+                    <m:sty m:val="p"/>
+                  </m:rPr>
+                  <m:t>+</m:t>
+                </m:r>
+                <m:r>
+                  <m:t>1</m:t>
+                </m:r>
+                <m:r>
+                  <m:rPr>
+                    <m:sty m:val="p"/>
+                  </m:rPr>
+                  <m:t>)</m:t>
+                </m:r>
+              </m:sup>
+            </m:sSup>
+          </m:e>
+        </m:d>
+        <m:r>
+          <m:t>​</m:t>
+        </m:r>
+        <m:r>
+          <m:rPr>
+            <m:sty m:val="p"/>
+          </m:rPr>
+          <m:t>=</m:t>
+        </m:r>
+        <m:r>
+          <m:t>0</m:t>
+        </m:r>
+      </m:oMath>
+      <w:r>
+        <w:t xml:space="preserve">,</w:t>
+      </w:r>
+      <w:r>
+        <w:t xml:space="preserve"> </w:t>
+      </w:r>
+      <w:r>
+        <w:t xml:space="preserve">and by the</w:t>
+      </w:r>
+      <w:r>
+        <w:t xml:space="preserve"> </w:t>
+      </w:r>
+      <w:hyperlink r:id="rId28">
+        <w:r>
+          <w:rPr>
+            <w:rStyle w:val="Hyperlink"/>
+          </w:rPr>
+          <w:t xml:space="preserve">variance of a sum of two random variables</w:t>
+        </w:r>
+      </w:hyperlink>
+      <w:r>
+        <w:t xml:space="preserve">,</w:t>
+      </w:r>
+      <w:r>
+        <w:t xml:space="preserve"> </w:t>
+      </w:r>
+      <w:r>
+        <w:t xml:space="preserve">the variance is</w:t>
+      </w:r>
+    </w:p>
+    <w:p>
+      <w:pPr>
+        <w:pStyle w:val="BodyText"/>
+      </w:pPr>
+      <w:bookmarkStart w:id="29" w:name="eq-ar1-stationary-exr-2"/>
+      <m:oMathPara>
+        <m:oMathParaPr>
+          <m:jc m:val="center"/>
+        </m:oMathParaPr>
+        <m:oMath>
+          <m:eqArr>
+            <m:e>
+              <m:r>
+                <m:rPr>
+                  <m:sty m:val="p"/>
+                </m:rPr>
+                <m:t>Var</m:t>
+              </m:r>
+              <m:r>
+                <m:t>​</m:t>
+              </m:r>
+              <m:d>
+                <m:dPr>
+                  <m:begChr m:val="("/>
+                  <m:sepChr m:val=""/>
+                  <m:endChr m:val=")"/>
+                  <m:grow/>
+                </m:dPr>
+                <m:e>
+                  <m:sSup>
+                    <m:e>
+                      <m:r>
+                        <m:t>θ</m:t>
+                      </m:r>
+                    </m:e>
+                    <m:sup>
+                      <m:r>
+                        <m:rPr>
+                          <m:sty m:val="p"/>
+                        </m:rPr>
+                        <m:t>(</m:t>
+                      </m:r>
+                      <m:r>
+                        <m:t>t</m:t>
+                      </m:r>
+                      <m:r>
+                        <m:rPr>
+                          <m:sty m:val="p"/>
+                        </m:rPr>
+                        <m:t>+</m:t>
+                      </m:r>
+                      <m:r>
+                        <m:t>1</m:t>
+                      </m:r>
+                      <m:r>
+                        <m:rPr>
+                          <m:sty m:val="p"/>
+                        </m:rPr>
+                        <m:t>)</m:t>
+                      </m:r>
+                    </m:sup>
+                  </m:sSup>
+                </m:e>
+              </m:d>
+              <m:r>
+                <m:t>​</m:t>
+              </m:r>
+              <m:r>
+                <m:t>&amp;</m:t>
+              </m:r>
+              <m:r>
+                <m:rPr>
+                  <m:sty m:val="p"/>
+                </m:rPr>
+                <m:t>=</m:t>
+              </m:r>
+              <m:r>
+                <m:rPr>
+                  <m:sty m:val="p"/>
+                </m:rPr>
+                <m:t>Var</m:t>
+              </m:r>
+              <m:r>
+                <m:t>​</m:t>
+              </m:r>
+              <m:d>
+                <m:dPr>
+                  <m:begChr m:val="("/>
+                  <m:sepChr m:val=""/>
+                  <m:endChr m:val=")"/>
+                  <m:grow/>
+                </m:dPr>
+                <m:e>
+                  <m:r>
+                    <m:t>ρ</m:t>
+                  </m:r>
+                  <m:r>
+                    <m:t> </m:t>
+                  </m:r>
+                  <m:sSup>
+                    <m:e>
+                      <m:r>
+                        <m:t>θ</m:t>
+                      </m:r>
+                    </m:e>
+                    <m:sup>
+                      <m:r>
+                        <m:rPr>
+                          <m:sty m:val="p"/>
+                        </m:rPr>
+                        <m:t>(</m:t>
+                      </m:r>
+                      <m:r>
+                        <m:t>t</m:t>
+                      </m:r>
+                      <m:r>
+                        <m:rPr>
+                          <m:sty m:val="p"/>
+                        </m:rPr>
+                        <m:t>)</m:t>
+                      </m:r>
+                    </m:sup>
+                  </m:sSup>
+                  <m:r>
+                    <m:rPr>
+                      <m:sty m:val="p"/>
+                    </m:rPr>
+                    <m:t>+</m:t>
+                  </m:r>
+                  <m:r>
+                    <m:t>1</m:t>
+                  </m:r>
+                  <m:r>
+                    <m:rPr>
+                      <m:sty m:val="p"/>
+                    </m:rPr>
+                    <m:t>⋅</m:t>
+                  </m:r>
+                  <m:sSup>
+                    <m:e>
+                      <m:r>
+                        <m:t>ε</m:t>
+                      </m:r>
+                    </m:e>
+                    <m:sup>
+                      <m:r>
+                        <m:rPr>
+                          <m:sty m:val="p"/>
+                        </m:rPr>
+                        <m:t>(</m:t>
+                      </m:r>
+                      <m:r>
+                        <m:t>t</m:t>
+                      </m:r>
+                      <m:r>
+                        <m:rPr>
+                          <m:sty m:val="p"/>
+                        </m:rPr>
+                        <m:t>+</m:t>
+                      </m:r>
+                      <m:r>
+                        <m:t>1</m:t>
+                      </m:r>
+                      <m:r>
+                        <m:rPr>
+                          <m:sty m:val="p"/>
+                        </m:rPr>
+                        <m:t>)</m:t>
+                      </m:r>
+                    </m:sup>
+                  </m:sSup>
+                </m:e>
+              </m:d>
+              <m:r>
+                <m:t>​</m:t>
+              </m:r>
+              <m:r>
+                <m:t>&amp;</m:t>
+              </m:r>
+              <m:r>
+                <m:t>&amp;</m:t>
+              </m:r>
+              <m:r>
+                <m:rPr>
+                  <m:nor/>
+                  <m:sty m:val="p"/>
+                </m:rPr>
+                <m:t>(definition of the chain)</m:t>
+              </m:r>
+            </m:e>
+            <m:e>
+              <m:r>
+                <m:t>&amp;</m:t>
+              </m:r>
+              <m:r>
+                <m:rPr>
+                  <m:sty m:val="p"/>
+                </m:rPr>
+                <m:t>=</m:t>
+              </m:r>
+              <m:sSup>
+                <m:e>
+                  <m:r>
+                    <m:t>ρ</m:t>
+                  </m:r>
+                </m:e>
+                <m:sup>
+                  <m:r>
+                    <m:t>2</m:t>
+                  </m:r>
+                </m:sup>
+              </m:sSup>
+              <m:r>
+                <m:rPr>
+                  <m:sty m:val="p"/>
+                </m:rPr>
+                <m:t>Var</m:t>
+              </m:r>
+              <m:r>
+                <m:t>​</m:t>
+              </m:r>
+              <m:d>
+                <m:dPr>
+                  <m:begChr m:val="("/>
+                  <m:sepChr m:val=""/>
+                  <m:endChr m:val=")"/>
+                  <m:grow/>
+                </m:dPr>
+                <m:e>
+                  <m:sSup>
+                    <m:e>
+                      <m:r>
+                        <m:t>θ</m:t>
+                      </m:r>
+                    </m:e>
+                    <m:sup>
+                      <m:r>
+                        <m:rPr>
+                          <m:sty m:val="p"/>
+                        </m:rPr>
+                        <m:t>(</m:t>
+                      </m:r>
+                      <m:r>
+                        <m:t>t</m:t>
+                      </m:r>
+                      <m:r>
+                        <m:rPr>
+                          <m:sty m:val="p"/>
+                        </m:rPr>
+                        <m:t>)</m:t>
+                      </m:r>
+                    </m:sup>
+                  </m:sSup>
+                </m:e>
+              </m:d>
+              <m:r>
+                <m:t>​</m:t>
+              </m:r>
+              <m:r>
+                <m:rPr>
+                  <m:sty m:val="p"/>
+                </m:rPr>
+                <m:t>+</m:t>
+              </m:r>
+              <m:sSup>
+                <m:e>
+                  <m:r>
+                    <m:t>1</m:t>
+                  </m:r>
+                </m:e>
+                <m:sup>
+                  <m:r>
+                    <m:t>2</m:t>
+                  </m:r>
+                </m:sup>
+              </m:sSup>
+              <m:r>
+                <m:rPr>
+                  <m:sty m:val="p"/>
+                </m:rPr>
+                <m:t>Var</m:t>
+              </m:r>
+              <m:r>
+                <m:t>​</m:t>
+              </m:r>
+              <m:d>
+                <m:dPr>
+                  <m:begChr m:val="("/>
+                  <m:sepChr m:val=""/>
+                  <m:endChr m:val=")"/>
+                  <m:grow/>
+                </m:dPr>
+                <m:e>
+                  <m:sSup>
+                    <m:e>
+                      <m:r>
+                        <m:t>ε</m:t>
+                      </m:r>
+                    </m:e>
+                    <m:sup>
+                      <m:r>
+                        <m:rPr>
+                          <m:sty m:val="p"/>
+                        </m:rPr>
+                        <m:t>(</m:t>
+                      </m:r>
+                      <m:r>
+                        <m:t>t</m:t>
+                      </m:r>
+                      <m:r>
+                        <m:rPr>
+                          <m:sty m:val="p"/>
+                        </m:rPr>
+                        <m:t>+</m:t>
+                      </m:r>
+                      <m:r>
+                        <m:t>1</m:t>
+                      </m:r>
+                      <m:r>
+                        <m:rPr>
+                          <m:sty m:val="p"/>
+                        </m:rPr>
+                        <m:t>)</m:t>
+                      </m:r>
+                    </m:sup>
+                  </m:sSup>
+                </m:e>
+              </m:d>
+              <m:r>
+                <m:t>​</m:t>
+              </m:r>
+              <m:r>
+                <m:rPr>
+                  <m:sty m:val="p"/>
+                </m:rPr>
+                <m:t>+</m:t>
+              </m:r>
+              <m:r>
+                <m:t>2</m:t>
+              </m:r>
+              <m:r>
+                <m:rPr>
+                  <m:sty m:val="p"/>
+                </m:rPr>
+                <m:t>(</m:t>
+              </m:r>
+              <m:r>
+                <m:t>ρ</m:t>
+              </m:r>
+              <m:r>
+                <m:rPr>
+                  <m:sty m:val="p"/>
+                </m:rPr>
+                <m:t>⋅</m:t>
+              </m:r>
+              <m:r>
+                <m:t>1</m:t>
+              </m:r>
+              <m:r>
+                <m:rPr>
+                  <m:sty m:val="p"/>
+                </m:rPr>
+                <m:t>)</m:t>
+              </m:r>
+              <m:r>
+                <m:rPr>
+                  <m:sty m:val="p"/>
+                </m:rPr>
+                <m:t>Cov</m:t>
+              </m:r>
+              <m:r>
+                <m:t>​</m:t>
+              </m:r>
+              <m:d>
+                <m:dPr>
+                  <m:begChr m:val="("/>
+                  <m:sepChr m:val=""/>
+                  <m:endChr m:val=")"/>
+                  <m:grow/>
+                </m:dPr>
+                <m:e>
+                  <m:sSup>
+                    <m:e>
+                      <m:r>
+                        <m:t>θ</m:t>
+                      </m:r>
+                    </m:e>
+                    <m:sup>
+                      <m:r>
+                        <m:rPr>
+                          <m:sty m:val="p"/>
+                        </m:rPr>
+                        <m:t>(</m:t>
+                      </m:r>
+                      <m:r>
+                        <m:t>t</m:t>
+                      </m:r>
+                      <m:r>
+                        <m:rPr>
+                          <m:sty m:val="p"/>
+                        </m:rPr>
+                        <m:t>)</m:t>
+                      </m:r>
+                    </m:sup>
+                  </m:sSup>
+                  <m:r>
+                    <m:rPr>
+                      <m:sty m:val="p"/>
+                    </m:rPr>
+                    <m:t>,</m:t>
+                  </m:r>
+                  <m:sSup>
+                    <m:e>
+                      <m:r>
+                        <m:t>ε</m:t>
+                      </m:r>
+                    </m:e>
+                    <m:sup>
+                      <m:r>
+                        <m:rPr>
+                          <m:sty m:val="p"/>
+                        </m:rPr>
+                        <m:t>(</m:t>
+                      </m:r>
+                      <m:r>
+                        <m:t>t</m:t>
+                      </m:r>
+                      <m:r>
+                        <m:rPr>
+                          <m:sty m:val="p"/>
+                        </m:rPr>
+                        <m:t>+</m:t>
+                      </m:r>
+                      <m:r>
+                        <m:t>1</m:t>
+                      </m:r>
+                      <m:r>
+                        <m:rPr>
+                          <m:sty m:val="p"/>
+                        </m:rPr>
+                        <m:t>)</m:t>
+                      </m:r>
+                    </m:sup>
+                  </m:sSup>
+                </m:e>
+              </m:d>
+              <m:r>
+                <m:t>​</m:t>
+              </m:r>
+              <m:r>
+                <m:t>&amp;</m:t>
+              </m:r>
+              <m:r>
+                <m:t>&amp;</m:t>
+              </m:r>
+              <m:r>
+                <m:rPr>
+                  <m:nor/>
+                  <m:sty m:val="p"/>
+                </m:rPr>
+                <m:t>(variance of a sum of two random variables)</m:t>
+              </m:r>
+            </m:e>
+            <m:e>
+              <m:r>
+                <m:t>&amp;</m:t>
+              </m:r>
+              <m:r>
+                <m:rPr>
+                  <m:sty m:val="p"/>
+                </m:rPr>
+                <m:t>=</m:t>
+              </m:r>
+              <m:sSup>
+                <m:e>
+                  <m:r>
+                    <m:t>ρ</m:t>
+                  </m:r>
+                </m:e>
+                <m:sup>
+                  <m:r>
+                    <m:t>2</m:t>
+                  </m:r>
+                </m:sup>
+              </m:sSup>
+              <m:r>
+                <m:rPr>
+                  <m:sty m:val="p"/>
+                </m:rPr>
+                <m:t>Var</m:t>
+              </m:r>
+              <m:r>
+                <m:t>​</m:t>
+              </m:r>
+              <m:d>
+                <m:dPr>
+                  <m:begChr m:val="("/>
+                  <m:sepChr m:val=""/>
+                  <m:endChr m:val=")"/>
+                  <m:grow/>
+                </m:dPr>
+                <m:e>
+                  <m:sSup>
+                    <m:e>
+                      <m:r>
+                        <m:t>θ</m:t>
+                      </m:r>
+                    </m:e>
+                    <m:sup>
+                      <m:r>
+                        <m:rPr>
+                          <m:sty m:val="p"/>
+                        </m:rPr>
+                        <m:t>(</m:t>
+                      </m:r>
+                      <m:r>
+                        <m:t>t</m:t>
+                      </m:r>
+                      <m:r>
+                        <m:rPr>
+                          <m:sty m:val="p"/>
+                        </m:rPr>
+                        <m:t>)</m:t>
+                      </m:r>
+                    </m:sup>
+                  </m:sSup>
+                </m:e>
+              </m:d>
+              <m:r>
+                <m:t>​</m:t>
+              </m:r>
+              <m:r>
+                <m:rPr>
+                  <m:sty m:val="p"/>
+                </m:rPr>
+                <m:t>+</m:t>
+              </m:r>
+              <m:sSup>
+                <m:e>
+                  <m:r>
+                    <m:t>1</m:t>
+                  </m:r>
+                </m:e>
+                <m:sup>
+                  <m:r>
+                    <m:t>2</m:t>
+                  </m:r>
+                </m:sup>
+              </m:sSup>
+              <m:r>
+                <m:rPr>
+                  <m:sty m:val="p"/>
+                </m:rPr>
+                <m:t>Var</m:t>
+              </m:r>
+              <m:r>
+                <m:t>​</m:t>
+              </m:r>
+              <m:d>
+                <m:dPr>
+                  <m:begChr m:val="("/>
+                  <m:sepChr m:val=""/>
+                  <m:endChr m:val=")"/>
+                  <m:grow/>
+                </m:dPr>
+                <m:e>
+                  <m:sSup>
+                    <m:e>
+                      <m:r>
+                        <m:t>ε</m:t>
+                      </m:r>
+                    </m:e>
+                    <m:sup>
+                      <m:r>
+                        <m:rPr>
+                          <m:sty m:val="p"/>
+                        </m:rPr>
+                        <m:t>(</m:t>
+                      </m:r>
+                      <m:r>
+                        <m:t>t</m:t>
+                      </m:r>
+                      <m:r>
+                        <m:rPr>
+                          <m:sty m:val="p"/>
+                        </m:rPr>
+                        <m:t>+</m:t>
+                      </m:r>
+                      <m:r>
+                        <m:t>1</m:t>
+                      </m:r>
+                      <m:r>
+                        <m:rPr>
+                          <m:sty m:val="p"/>
+                        </m:rPr>
+                        <m:t>)</m:t>
+                      </m:r>
+                    </m:sup>
+                  </m:sSup>
+                </m:e>
+              </m:d>
+              <m:r>
+                <m:t>​</m:t>
+              </m:r>
+              <m:r>
+                <m:rPr>
+                  <m:sty m:val="p"/>
+                </m:rPr>
+                <m:t>+</m:t>
+              </m:r>
+              <m:r>
+                <m:t>2</m:t>
+              </m:r>
+              <m:r>
+                <m:rPr>
+                  <m:sty m:val="p"/>
+                </m:rPr>
+                <m:t>(</m:t>
+              </m:r>
+              <m:r>
+                <m:t>ρ</m:t>
+              </m:r>
+              <m:r>
+                <m:rPr>
+                  <m:sty m:val="p"/>
+                </m:rPr>
+                <m:t>⋅</m:t>
+              </m:r>
+              <m:r>
+                <m:t>1</m:t>
+              </m:r>
+              <m:r>
+                <m:rPr>
+                  <m:sty m:val="p"/>
+                </m:rPr>
+                <m:t>)</m:t>
+              </m:r>
+              <m:r>
+                <m:rPr>
+                  <m:sty m:val="p"/>
+                </m:rPr>
+                <m:t>⋅</m:t>
+              </m:r>
+              <m:r>
+                <m:t>0</m:t>
+              </m:r>
+              <m:r>
+                <m:t>&amp;</m:t>
+              </m:r>
+              <m:r>
+                <m:t>&amp;</m:t>
+              </m:r>
+              <m:r>
+                <m:rPr>
+                  <m:nor/>
+                  <m:sty m:val="p"/>
+                </m:rPr>
+                <m:t>(the covariance is 0)</m:t>
+              </m:r>
+            </m:e>
+            <m:e>
+              <m:r>
+                <m:t>&amp;</m:t>
+              </m:r>
+              <m:r>
+                <m:rPr>
+                  <m:sty m:val="p"/>
+                </m:rPr>
+                <m:t>=</m:t>
+              </m:r>
+              <m:sSup>
+                <m:e>
+                  <m:r>
+                    <m:t>ρ</m:t>
+                  </m:r>
+                </m:e>
+                <m:sup>
+                  <m:r>
+                    <m:t>2</m:t>
+                  </m:r>
+                </m:sup>
+              </m:sSup>
+              <m:r>
+                <m:rPr>
+                  <m:sty m:val="p"/>
+                </m:rPr>
+                <m:t>Var</m:t>
+              </m:r>
+              <m:r>
+                <m:t>​</m:t>
+              </m:r>
+              <m:d>
+                <m:dPr>
+                  <m:begChr m:val="("/>
+                  <m:sepChr m:val=""/>
+                  <m:endChr m:val=")"/>
+                  <m:grow/>
+                </m:dPr>
+                <m:e>
+                  <m:sSup>
+                    <m:e>
+                      <m:r>
+                        <m:t>θ</m:t>
+                      </m:r>
+                    </m:e>
+                    <m:sup>
+                      <m:r>
+                        <m:rPr>
+                          <m:sty m:val="p"/>
+                        </m:rPr>
+                        <m:t>(</m:t>
+                      </m:r>
+                      <m:r>
+                        <m:t>t</m:t>
+                      </m:r>
+                      <m:r>
+                        <m:rPr>
+                          <m:sty m:val="p"/>
+                        </m:rPr>
+                        <m:t>)</m:t>
+                      </m:r>
+                    </m:sup>
+                  </m:sSup>
+                </m:e>
+              </m:d>
+              <m:r>
+                <m:t>​</m:t>
+              </m:r>
+              <m:r>
+                <m:rPr>
+                  <m:sty m:val="p"/>
+                </m:rPr>
+                <m:t>+</m:t>
+              </m:r>
+              <m:sSup>
+                <m:e>
+                  <m:r>
+                    <m:t>1</m:t>
+                  </m:r>
+                </m:e>
+                <m:sup>
+                  <m:r>
+                    <m:t>2</m:t>
+                  </m:r>
+                </m:sup>
+              </m:sSup>
+              <m:r>
+                <m:rPr>
+                  <m:sty m:val="p"/>
+                </m:rPr>
+                <m:t>Var</m:t>
+              </m:r>
+              <m:r>
+                <m:t>​</m:t>
+              </m:r>
+              <m:d>
+                <m:dPr>
+                  <m:begChr m:val="("/>
+                  <m:sepChr m:val=""/>
+                  <m:endChr m:val=")"/>
+                  <m:grow/>
+                </m:dPr>
+                <m:e>
+                  <m:sSup>
+                    <m:e>
+                      <m:r>
+                        <m:t>ε</m:t>
+                      </m:r>
+                    </m:e>
+                    <m:sup>
+                      <m:r>
+                        <m:rPr>
+                          <m:sty m:val="p"/>
+                        </m:rPr>
+                        <m:t>(</m:t>
+                      </m:r>
+                      <m:r>
+                        <m:t>t</m:t>
+                      </m:r>
+                      <m:r>
+                        <m:rPr>
+                          <m:sty m:val="p"/>
+                        </m:rPr>
+                        <m:t>+</m:t>
+                      </m:r>
+                      <m:r>
+                        <m:t>1</m:t>
+                      </m:r>
+                      <m:r>
+                        <m:rPr>
+                          <m:sty m:val="p"/>
+                        </m:rPr>
+                        <m:t>)</m:t>
+                      </m:r>
+                    </m:sup>
+                  </m:sSup>
+                </m:e>
+              </m:d>
+              <m:r>
+                <m:t>​</m:t>
+              </m:r>
+              <m:r>
+                <m:rPr>
+                  <m:sty m:val="p"/>
+                </m:rPr>
+                <m:t>+</m:t>
+              </m:r>
+              <m:r>
+                <m:t>0</m:t>
+              </m:r>
+              <m:r>
+                <m:t>&amp;</m:t>
+              </m:r>
+              <m:r>
+                <m:t>&amp;</m:t>
+              </m:r>
+              <m:r>
+                <m:rPr>
+                  <m:nor/>
+                  <m:sty m:val="p"/>
+                </m:rPr>
+                <m:t>(</m:t>
+              </m:r>
+              <m:r>
+                <m:t>a</m:t>
+              </m:r>
+              <m:r>
+                <m:rPr>
+                  <m:sty m:val="p"/>
+                </m:rPr>
+                <m:t>⋅</m:t>
+              </m:r>
+              <m:r>
+                <m:t>0</m:t>
+              </m:r>
+              <m:r>
+                <m:rPr>
+                  <m:sty m:val="p"/>
+                </m:rPr>
+                <m:t>=</m:t>
+              </m:r>
+              <m:r>
+                <m:t>0</m:t>
+              </m:r>
+              <m:r>
+                <m:rPr>
+                  <m:nor/>
+                  <m:sty m:val="p"/>
+                </m:rPr>
+                <m:t>)</m:t>
+              </m:r>
+            </m:e>
+            <m:e>
+              <m:r>
+                <m:t>&amp;</m:t>
+              </m:r>
+              <m:r>
+                <m:rPr>
+                  <m:sty m:val="p"/>
+                </m:rPr>
+                <m:t>=</m:t>
+              </m:r>
+              <m:sSup>
+                <m:e>
+                  <m:r>
+                    <m:t>ρ</m:t>
+                  </m:r>
+                </m:e>
+                <m:sup>
+                  <m:r>
+                    <m:t>2</m:t>
+                  </m:r>
+                </m:sup>
+              </m:sSup>
+              <m:r>
+                <m:rPr>
+                  <m:sty m:val="p"/>
+                </m:rPr>
+                <m:t>Var</m:t>
+              </m:r>
+              <m:r>
+                <m:t>​</m:t>
+              </m:r>
+              <m:d>
+                <m:dPr>
+                  <m:begChr m:val="("/>
+                  <m:sepChr m:val=""/>
+                  <m:endChr m:val=")"/>
+                  <m:grow/>
+                </m:dPr>
+                <m:e>
+                  <m:sSup>
+                    <m:e>
+                      <m:r>
+                        <m:t>θ</m:t>
+                      </m:r>
+                    </m:e>
+                    <m:sup>
+                      <m:r>
+                        <m:rPr>
+                          <m:sty m:val="p"/>
+                        </m:rPr>
+                        <m:t>(</m:t>
+                      </m:r>
+                      <m:r>
+                        <m:t>t</m:t>
+                      </m:r>
+                      <m:r>
+                        <m:rPr>
+                          <m:sty m:val="p"/>
+                        </m:rPr>
+                        <m:t>)</m:t>
+                      </m:r>
+                    </m:sup>
+                  </m:sSup>
+                </m:e>
+              </m:d>
+              <m:r>
+                <m:t>​</m:t>
+              </m:r>
+              <m:r>
+                <m:rPr>
+                  <m:sty m:val="p"/>
+                </m:rPr>
+                <m:t>+</m:t>
+              </m:r>
+              <m:sSup>
+                <m:e>
+                  <m:r>
+                    <m:t>1</m:t>
+                  </m:r>
+                </m:e>
+                <m:sup>
+                  <m:r>
+                    <m:t>2</m:t>
+                  </m:r>
+                </m:sup>
+              </m:sSup>
+              <m:r>
+                <m:rPr>
+                  <m:sty m:val="p"/>
+                </m:rPr>
+                <m:t>Var</m:t>
+              </m:r>
+              <m:r>
+                <m:t>​</m:t>
+              </m:r>
+              <m:d>
+                <m:dPr>
+                  <m:begChr m:val="("/>
+                  <m:sepChr m:val=""/>
+                  <m:endChr m:val=")"/>
+                  <m:grow/>
+                </m:dPr>
+                <m:e>
+                  <m:sSup>
+                    <m:e>
+                      <m:r>
+                        <m:t>ε</m:t>
+                      </m:r>
+                    </m:e>
+                    <m:sup>
+                      <m:r>
+                        <m:rPr>
+                          <m:sty m:val="p"/>
+                        </m:rPr>
+                        <m:t>(</m:t>
+                      </m:r>
+                      <m:r>
+                        <m:t>t</m:t>
+                      </m:r>
+                      <m:r>
+                        <m:rPr>
+                          <m:sty m:val="p"/>
+                        </m:rPr>
+                        <m:t>+</m:t>
+                      </m:r>
+                      <m:r>
+                        <m:t>1</m:t>
+                      </m:r>
+                      <m:r>
+                        <m:rPr>
+                          <m:sty m:val="p"/>
+                        </m:rPr>
+                        <m:t>)</m:t>
+                      </m:r>
+                    </m:sup>
+                  </m:sSup>
+                </m:e>
+              </m:d>
+              <m:r>
+                <m:t>​</m:t>
+              </m:r>
+              <m:r>
+                <m:t>&amp;</m:t>
+              </m:r>
+              <m:r>
+                <m:t>&amp;</m:t>
+              </m:r>
+              <m:r>
+                <m:rPr>
+                  <m:nor/>
+                  <m:sty m:val="p"/>
+                </m:rPr>
+                <m:t>(</m:t>
+              </m:r>
+              <m:r>
+                <m:t>a</m:t>
+              </m:r>
+              <m:r>
+                <m:rPr>
+                  <m:sty m:val="p"/>
+                </m:rPr>
+                <m:t>+</m:t>
+              </m:r>
+              <m:r>
+                <m:t>0</m:t>
+              </m:r>
+              <m:r>
+                <m:rPr>
+                  <m:sty m:val="p"/>
+                </m:rPr>
+                <m:t>=</m:t>
+              </m:r>
+              <m:r>
+                <m:t>a</m:t>
+              </m:r>
+              <m:r>
+                <m:rPr>
+                  <m:nor/>
+                  <m:sty m:val="p"/>
+                </m:rPr>
+                <m:t>)</m:t>
+              </m:r>
+            </m:e>
+            <m:e>
+              <m:r>
+                <m:t>&amp;</m:t>
+              </m:r>
+              <m:r>
+                <m:rPr>
+                  <m:sty m:val="p"/>
+                </m:rPr>
+                <m:t>=</m:t>
+              </m:r>
+              <m:sSup>
+                <m:e>
+                  <m:r>
+                    <m:t>ρ</m:t>
+                  </m:r>
+                </m:e>
+                <m:sup>
+                  <m:r>
+                    <m:t>2</m:t>
+                  </m:r>
+                </m:sup>
+              </m:sSup>
+              <m:r>
+                <m:rPr>
+                  <m:sty m:val="p"/>
+                </m:rPr>
+                <m:t>Var</m:t>
+              </m:r>
+              <m:r>
+                <m:t>​</m:t>
+              </m:r>
+              <m:d>
+                <m:dPr>
+                  <m:begChr m:val="("/>
+                  <m:sepChr m:val=""/>
+                  <m:endChr m:val=")"/>
+                  <m:grow/>
+                </m:dPr>
+                <m:e>
+                  <m:sSup>
+                    <m:e>
+                      <m:r>
+                        <m:t>θ</m:t>
+                      </m:r>
+                    </m:e>
+                    <m:sup>
+                      <m:r>
+                        <m:rPr>
+                          <m:sty m:val="p"/>
+                        </m:rPr>
+                        <m:t>(</m:t>
+                      </m:r>
+                      <m:r>
+                        <m:t>t</m:t>
+                      </m:r>
+                      <m:r>
+                        <m:rPr>
+                          <m:sty m:val="p"/>
+                        </m:rPr>
+                        <m:t>)</m:t>
+                      </m:r>
+                    </m:sup>
+                  </m:sSup>
+                </m:e>
+              </m:d>
+              <m:r>
+                <m:t>​</m:t>
+              </m:r>
+              <m:r>
+                <m:rPr>
+                  <m:sty m:val="p"/>
+                </m:rPr>
+                <m:t>+</m:t>
+              </m:r>
+              <m:r>
+                <m:rPr>
+                  <m:sty m:val="p"/>
+                </m:rPr>
+                <m:t>Var</m:t>
+              </m:r>
+              <m:r>
+                <m:t>​</m:t>
+              </m:r>
+              <m:d>
+                <m:dPr>
+                  <m:begChr m:val="("/>
+                  <m:sepChr m:val=""/>
+                  <m:endChr m:val=")"/>
+                  <m:grow/>
+                </m:dPr>
+                <m:e>
+                  <m:sSup>
+                    <m:e>
+                      <m:r>
+                        <m:t>ε</m:t>
+                      </m:r>
+                    </m:e>
+                    <m:sup>
+                      <m:r>
+                        <m:rPr>
+                          <m:sty m:val="p"/>
+                        </m:rPr>
+                        <m:t>(</m:t>
+                      </m:r>
+                      <m:r>
+                        <m:t>t</m:t>
+                      </m:r>
+                      <m:r>
+                        <m:rPr>
+                          <m:sty m:val="p"/>
+                        </m:rPr>
+                        <m:t>+</m:t>
+                      </m:r>
+                      <m:r>
+                        <m:t>1</m:t>
+                      </m:r>
+                      <m:r>
+                        <m:rPr>
+                          <m:sty m:val="p"/>
+                        </m:rPr>
+                        <m:t>)</m:t>
+                      </m:r>
+                    </m:sup>
+                  </m:sSup>
+                </m:e>
+              </m:d>
+              <m:r>
+                <m:t>​</m:t>
+              </m:r>
+              <m:r>
+                <m:t>&amp;</m:t>
+              </m:r>
+              <m:r>
+                <m:t>&amp;</m:t>
+              </m:r>
+              <m:r>
+                <m:rPr>
+                  <m:nor/>
+                  <m:sty m:val="p"/>
+                </m:rPr>
+                <m:t>(</m:t>
+              </m:r>
+              <m:sSup>
+                <m:e>
+                  <m:r>
+                    <m:t>1</m:t>
+                  </m:r>
+                </m:e>
+                <m:sup>
+                  <m:r>
+                    <m:t>2</m:t>
+                  </m:r>
+                </m:sup>
+              </m:sSup>
+              <m:r>
+                <m:rPr>
+                  <m:sty m:val="p"/>
+                </m:rPr>
+                <m:t>=</m:t>
+              </m:r>
+              <m:r>
+                <m:t>1</m:t>
+              </m:r>
+              <m:r>
+                <m:rPr>
+                  <m:nor/>
+                  <m:sty m:val="p"/>
+                </m:rPr>
+                <m:t>)</m:t>
+              </m:r>
+            </m:e>
+            <m:e>
+              <m:r>
+                <m:t>&amp;</m:t>
+              </m:r>
+              <m:r>
+                <m:rPr>
+                  <m:sty m:val="p"/>
+                </m:rPr>
+                <m:t>=</m:t>
+              </m:r>
+              <m:sSup>
+                <m:e>
+                  <m:r>
+                    <m:t>ρ</m:t>
+                  </m:r>
+                </m:e>
+                <m:sup>
+                  <m:r>
+                    <m:t>2</m:t>
+                  </m:r>
+                </m:sup>
+              </m:sSup>
+              <m:r>
+                <m:t>v</m:t>
+              </m:r>
+              <m:r>
+                <m:rPr>
+                  <m:sty m:val="p"/>
+                </m:rPr>
+                <m:t>+</m:t>
+              </m:r>
+              <m:r>
+                <m:rPr>
+                  <m:sty m:val="p"/>
+                </m:rPr>
+                <m:t>Var</m:t>
+              </m:r>
+              <m:r>
+                <m:t>​</m:t>
+              </m:r>
+              <m:d>
+                <m:dPr>
+                  <m:begChr m:val="("/>
+                  <m:sepChr m:val=""/>
+                  <m:endChr m:val=")"/>
+                  <m:grow/>
+                </m:dPr>
+                <m:e>
+                  <m:sSup>
+                    <m:e>
+                      <m:r>
+                        <m:t>ε</m:t>
+                      </m:r>
+                    </m:e>
+                    <m:sup>
+                      <m:r>
+                        <m:rPr>
+                          <m:sty m:val="p"/>
+                        </m:rPr>
+                        <m:t>(</m:t>
+                      </m:r>
+                      <m:r>
+                        <m:t>t</m:t>
+                      </m:r>
+                      <m:r>
+                        <m:rPr>
+                          <m:sty m:val="p"/>
+                        </m:rPr>
+                        <m:t>+</m:t>
+                      </m:r>
+                      <m:r>
+                        <m:t>1</m:t>
+                      </m:r>
+                      <m:r>
+                        <m:rPr>
+                          <m:sty m:val="p"/>
+                        </m:rPr>
+                        <m:t>)</m:t>
+                      </m:r>
+                    </m:sup>
+                  </m:sSup>
+                </m:e>
+              </m:d>
+              <m:r>
+                <m:t>​</m:t>
+              </m:r>
+              <m:r>
+                <m:t>&amp;</m:t>
+              </m:r>
+              <m:r>
+                <m:t>&amp;</m:t>
+              </m:r>
+              <m:r>
+                <m:rPr>
+                  <m:nor/>
+                  <m:sty m:val="p"/>
+                </m:rPr>
+                <m:t>(substituting </m:t>
+              </m:r>
+              <m:r>
+                <m:rPr>
+                  <m:sty m:val="p"/>
+                </m:rPr>
+                <m:t>Var</m:t>
+              </m:r>
+              <m:r>
+                <m:t>​</m:t>
+              </m:r>
+              <m:d>
+                <m:dPr>
+                  <m:begChr m:val="("/>
+                  <m:sepChr m:val=""/>
+                  <m:endChr m:val=")"/>
+                  <m:grow/>
+                </m:dPr>
+                <m:e>
+                  <m:sSup>
+                    <m:e>
+                      <m:r>
+                        <m:t>θ</m:t>
+                      </m:r>
+                    </m:e>
+                    <m:sup>
+                      <m:r>
+                        <m:rPr>
+                          <m:sty m:val="p"/>
+                        </m:rPr>
+                        <m:t>(</m:t>
+                      </m:r>
+                      <m:r>
+                        <m:t>t</m:t>
+                      </m:r>
+                      <m:r>
+                        <m:rPr>
+                          <m:sty m:val="p"/>
+                        </m:rPr>
+                        <m:t>)</m:t>
+                      </m:r>
+                    </m:sup>
+                  </m:sSup>
+                </m:e>
+              </m:d>
+              <m:r>
+                <m:t>​</m:t>
+              </m:r>
+              <m:r>
+                <m:rPr>
+                  <m:sty m:val="p"/>
+                </m:rPr>
+                <m:t>=</m:t>
+              </m:r>
+              <m:r>
+                <m:t>v</m:t>
+              </m:r>
+              <m:r>
+                <m:rPr>
+                  <m:nor/>
+                  <m:sty m:val="p"/>
+                </m:rPr>
+                <m:t>)</m:t>
+              </m:r>
+            </m:e>
+            <m:e>
+              <m:r>
+                <m:t>&amp;</m:t>
+              </m:r>
+              <m:r>
+                <m:rPr>
+                  <m:sty m:val="p"/>
+                </m:rPr>
+                <m:t>=</m:t>
+              </m:r>
+              <m:sSup>
+                <m:e>
+                  <m:r>
+                    <m:t>ρ</m:t>
+                  </m:r>
+                </m:e>
+                <m:sup>
+                  <m:r>
+                    <m:t>2</m:t>
+                  </m:r>
+                </m:sup>
+              </m:sSup>
+              <m:r>
+                <m:t>v</m:t>
+              </m:r>
+              <m:r>
+                <m:rPr>
+                  <m:sty m:val="p"/>
+                </m:rPr>
+                <m:t>+</m:t>
+              </m:r>
+              <m:sSup>
+                <m:e>
+                  <m:r>
+                    <m:t>σ</m:t>
+                  </m:r>
+                </m:e>
+                <m:sup>
+                  <m:r>
+                    <m:t>2</m:t>
+                  </m:r>
+                </m:sup>
+              </m:sSup>
+              <m:r>
+                <m:t>&amp;</m:t>
+              </m:r>
+              <m:r>
+                <m:t>&amp;</m:t>
+              </m:r>
+              <m:r>
+                <m:rPr>
+                  <m:nor/>
+                  <m:sty m:val="p"/>
+                </m:rPr>
+                <m:t>(substituting </m:t>
+              </m:r>
+              <m:r>
+                <m:rPr>
+                  <m:sty m:val="p"/>
+                </m:rPr>
+                <m:t>Var</m:t>
+              </m:r>
+              <m:r>
+                <m:t>​</m:t>
+              </m:r>
+              <m:d>
+                <m:dPr>
+                  <m:begChr m:val="("/>
+                  <m:sepChr m:val=""/>
+                  <m:endChr m:val=")"/>
+                  <m:grow/>
+                </m:dPr>
+                <m:e>
+                  <m:sSup>
+                    <m:e>
+                      <m:r>
+                        <m:t>ε</m:t>
+                      </m:r>
+                    </m:e>
+                    <m:sup>
+                      <m:r>
+                        <m:rPr>
+                          <m:sty m:val="p"/>
+                        </m:rPr>
+                        <m:t>(</m:t>
+                      </m:r>
+                      <m:r>
+                        <m:t>t</m:t>
+                      </m:r>
+                      <m:r>
+                        <m:rPr>
+                          <m:sty m:val="p"/>
+                        </m:rPr>
+                        <m:t>+</m:t>
+                      </m:r>
+                      <m:r>
+                        <m:t>1</m:t>
+                      </m:r>
+                      <m:r>
+                        <m:rPr>
+                          <m:sty m:val="p"/>
+                        </m:rPr>
+                        <m:t>)</m:t>
+                      </m:r>
+                    </m:sup>
+                  </m:sSup>
+                </m:e>
+              </m:d>
+              <m:r>
+                <m:t>​</m:t>
+              </m:r>
+              <m:r>
+                <m:rPr>
+                  <m:sty m:val="p"/>
+                </m:rPr>
+                <m:t>=</m:t>
+              </m:r>
+              <m:sSup>
+                <m:e>
+                  <m:r>
+                    <m:t>σ</m:t>
+                  </m:r>
+                </m:e>
+                <m:sup>
+                  <m:r>
+                    <m:t>2</m:t>
+                  </m:r>
+                </m:sup>
+              </m:sSup>
+              <m:r>
+                <m:rPr>
+                  <m:nor/>
+                  <m:sty m:val="p"/>
+                </m:rPr>
+                <m:t>)</m:t>
+              </m:r>
+              <m:r>
+                <m:rPr>
+                  <m:sty m:val="p"/>
+                </m:rPr>
+                <m:t>.</m:t>
+              </m:r>
+            </m:e>
+          </m:eqArr>
+          <m:r>
+            <m:t>  </m:t>
+          </m:r>
+          <m:r>
+            <m:rPr>
+              <m:sty m:val="p"/>
+            </m:rPr>
+            <m:t>(</m:t>
+          </m:r>
+          <m:r>
+            <m:t>3</m:t>
+          </m:r>
+          <m:r>
+            <m:rPr>
+              <m:sty m:val="p"/>
+            </m:rPr>
+            <m:t>)</m:t>
+          </m:r>
+        </m:oMath>
+      </m:oMathPara>
+      <w:bookmarkEnd w:id="29"/>
+    </w:p>
+    <w:p>
+      <w:pPr>
+        <w:pStyle w:val="FirstParagraph"/>
+      </w:pPr>
+      <w:r>
+        <w:t xml:space="preserve">So</w:t>
+      </w:r>
+      <w:r>
+        <w:t xml:space="preserve"> </w:t>
+      </w:r>
+      <m:oMath>
+        <m:sSup>
+          <m:e>
+            <m:r>
+              <m:t>θ</m:t>
+            </m:r>
+          </m:e>
+          <m:sup>
+            <m:r>
+              <m:rPr>
+                <m:sty m:val="p"/>
+              </m:rPr>
+              <m:t>(</m:t>
+            </m:r>
+            <m:r>
+              <m:t>t</m:t>
+            </m:r>
+            <m:r>
+              <m:rPr>
+                <m:sty m:val="p"/>
+              </m:rPr>
+              <m:t>+</m:t>
+            </m:r>
+            <m:r>
+              <m:t>1</m:t>
+            </m:r>
+            <m:r>
+              <m:rPr>
+                <m:sty m:val="p"/>
+              </m:rPr>
+              <m:t>)</m:t>
+            </m:r>
+          </m:sup>
+        </m:sSup>
+        <m:r>
+          <m:rPr>
+            <m:sty m:val="p"/>
+          </m:rPr>
+          <m:t>∼</m:t>
+        </m:r>
+        <m:r>
+          <m:rPr>
+            <m:sty m:val="p"/>
+          </m:rPr>
+          <m:t>N</m:t>
+        </m:r>
+        <m:r>
+          <m:t>​</m:t>
+        </m:r>
+        <m:d>
+          <m:dPr>
+            <m:begChr m:val="("/>
+            <m:sepChr m:val=""/>
+            <m:endChr m:val=")"/>
+            <m:grow/>
+          </m:dPr>
+          <m:e>
+            <m:r>
+              <m:t>0</m:t>
+            </m:r>
+            <m:r>
+              <m:rPr>
+                <m:sty m:val="p"/>
+              </m:rPr>
+              <m:t>,</m:t>
+            </m:r>
+            <m:sSup>
+              <m:e>
+                <m:r>
+                  <m:t>ρ</m:t>
+                </m:r>
+              </m:e>
+              <m:sup>
+                <m:r>
+                  <m:t>2</m:t>
+                </m:r>
+              </m:sup>
+            </m:sSup>
+            <m:r>
+              <m:t>v</m:t>
+            </m:r>
+            <m:r>
+              <m:rPr>
+                <m:sty m:val="p"/>
+              </m:rPr>
+              <m:t>+</m:t>
+            </m:r>
+            <m:sSup>
+              <m:e>
+                <m:r>
+                  <m:t>σ</m:t>
+                </m:r>
+              </m:e>
+              <m:sup>
+                <m:r>
+                  <m:t>2</m:t>
+                </m:r>
+              </m:sup>
+            </m:sSup>
+          </m:e>
+        </m:d>
+        <m:r>
+          <m:t>​</m:t>
+        </m:r>
+      </m:oMath>
+      <w:r>
+        <w:t xml:space="preserve">,</w:t>
+      </w:r>
+      <w:r>
+        <w:t xml:space="preserve"> </w:t>
+      </w:r>
+      <w:r>
+        <w:t xml:space="preserve">and</w:t>
+      </w:r>
+      <w:r>
+        <w:t xml:space="preserve"> </w:t>
+      </w:r>
+      <m:oMath>
+        <m:r>
+          <m:rPr>
+            <m:sty m:val="p"/>
+          </m:rPr>
+          <m:t>N</m:t>
+        </m:r>
+        <m:r>
+          <m:t>​</m:t>
+        </m:r>
+        <m:d>
+          <m:dPr>
+            <m:begChr m:val="("/>
+            <m:sepChr m:val=""/>
+            <m:endChr m:val=")"/>
+            <m:grow/>
+          </m:dPr>
+          <m:e>
+            <m:r>
+              <m:t>0</m:t>
+            </m:r>
+            <m:r>
+              <m:rPr>
+                <m:sty m:val="p"/>
+              </m:rPr>
+              <m:t>,</m:t>
+            </m:r>
+            <m:r>
+              <m:t>v</m:t>
+            </m:r>
+          </m:e>
+        </m:d>
+        <m:r>
+          <m:t>​</m:t>
+        </m:r>
+      </m:oMath>
+      <w:r>
+        <w:t xml:space="preserve"> </w:t>
+      </w:r>
+      <w:r>
+        <w:t xml:space="preserve">is stationary exactly when</w:t>
+      </w:r>
+      <w:r>
+        <w:t xml:space="preserve"> </w:t>
+      </w:r>
+      <m:oMath>
+        <m:sSup>
+          <m:e>
+            <m:r>
+              <m:t>ρ</m:t>
+            </m:r>
+          </m:e>
+          <m:sup>
+            <m:r>
+              <m:t>2</m:t>
+            </m:r>
+          </m:sup>
+        </m:sSup>
+        <m:r>
+          <m:t>v</m:t>
+        </m:r>
+        <m:r>
+          <m:rPr>
+            <m:sty m:val="p"/>
+          </m:rPr>
+          <m:t>+</m:t>
+        </m:r>
+        <m:sSup>
+          <m:e>
+            <m:r>
+              <m:t>σ</m:t>
+            </m:r>
+          </m:e>
+          <m:sup>
+            <m:r>
+              <m:t>2</m:t>
+            </m:r>
+          </m:sup>
+        </m:sSup>
+        <m:r>
+          <m:rPr>
+            <m:sty m:val="p"/>
+          </m:rPr>
+          <m:t>=</m:t>
+        </m:r>
+        <m:r>
+          <m:t>v</m:t>
+        </m:r>
+      </m:oMath>
+      <w:r>
+        <w:t xml:space="preserve">.</w:t>
+      </w:r>
+      <w:r>
+        <w:t xml:space="preserve"> </w:t>
+      </w:r>
+      <w:r>
+        <w:t xml:space="preserve">Solving for</w:t>
+      </w:r>
+      <w:r>
+        <w:t xml:space="preserve"> </w:t>
+      </w:r>
+      <m:oMath>
+        <m:r>
+          <m:t>v</m:t>
+        </m:r>
+      </m:oMath>
+      <w:r>
+        <w:t xml:space="preserve">:</w:t>
+      </w:r>
+    </w:p>
+    <w:p>
+      <w:pPr>
+        <w:pStyle w:val="BodyText"/>
+      </w:pPr>
+      <w:bookmarkStart w:id="30" w:name="eq-ar1-stationary-exr-3"/>
+      <m:oMathPara>
+        <m:oMathParaPr>
+          <m:jc m:val="center"/>
+        </m:oMathParaPr>
+        <m:oMath>
+          <m:eqArr>
+            <m:e>
+              <m:r>
+                <m:t>v</m:t>
+              </m:r>
+              <m:r>
+                <m:t>&amp;</m:t>
+              </m:r>
+              <m:r>
+                <m:rPr>
+                  <m:sty m:val="p"/>
+                </m:rPr>
+                <m:t>=</m:t>
+              </m:r>
+              <m:sSup>
+                <m:e>
+                  <m:r>
+                    <m:t>ρ</m:t>
+                  </m:r>
+                </m:e>
+                <m:sup>
+                  <m:r>
+                    <m:t>2</m:t>
+                  </m:r>
+                </m:sup>
+              </m:sSup>
+              <m:r>
+                <m:t>v</m:t>
+              </m:r>
+              <m:r>
+                <m:rPr>
+                  <m:sty m:val="p"/>
+                </m:rPr>
+                <m:t>+</m:t>
+              </m:r>
+              <m:sSup>
+                <m:e>
+                  <m:r>
+                    <m:t>σ</m:t>
+                  </m:r>
+                </m:e>
+                <m:sup>
+                  <m:r>
+                    <m:t>2</m:t>
+                  </m:r>
+                </m:sup>
+              </m:sSup>
+              <m:r>
+                <m:t>&amp;</m:t>
+              </m:r>
+              <m:r>
+                <m:t>&amp;</m:t>
+              </m:r>
+              <m:r>
+                <m:rPr>
+                  <m:nor/>
+                  <m:sty m:val="p"/>
+                </m:rPr>
+                <m:t>(stationarity condition)</m:t>
+              </m:r>
+            </m:e>
+            <m:e>
+              <m:r>
+                <m:t>v</m:t>
+              </m:r>
+              <m:r>
+                <m:rPr>
+                  <m:sty m:val="p"/>
+                </m:rPr>
+                <m:t>−</m:t>
+              </m:r>
+              <m:sSup>
+                <m:e>
+                  <m:r>
+                    <m:t>ρ</m:t>
+                  </m:r>
+                </m:e>
+                <m:sup>
+                  <m:r>
+                    <m:t>2</m:t>
+                  </m:r>
+                </m:sup>
+              </m:sSup>
+              <m:r>
+                <m:t>v</m:t>
+              </m:r>
+              <m:r>
+                <m:t>&amp;</m:t>
+              </m:r>
+              <m:r>
+                <m:rPr>
+                  <m:sty m:val="p"/>
+                </m:rPr>
+                <m:t>=</m:t>
+              </m:r>
+              <m:sSup>
+                <m:e>
+                  <m:r>
+                    <m:t>σ</m:t>
+                  </m:r>
+                </m:e>
+                <m:sup>
+                  <m:r>
+                    <m:t>2</m:t>
+                  </m:r>
+                </m:sup>
+              </m:sSup>
+              <m:r>
+                <m:t>&amp;</m:t>
+              </m:r>
+              <m:r>
+                <m:t>&amp;</m:t>
+              </m:r>
+              <m:r>
+                <m:rPr>
+                  <m:nor/>
+                  <m:sty m:val="p"/>
+                </m:rPr>
+                <m:t>(subtracting </m:t>
+              </m:r>
+              <m:sSup>
+                <m:e>
+                  <m:r>
+                    <m:t>ρ</m:t>
+                  </m:r>
+                </m:e>
+                <m:sup>
+                  <m:r>
+                    <m:t>2</m:t>
+                  </m:r>
+                </m:sup>
+              </m:sSup>
+              <m:r>
+                <m:t>v</m:t>
+              </m:r>
+              <m:r>
+                <m:rPr>
+                  <m:nor/>
+                  <m:sty m:val="p"/>
+                </m:rPr>
+                <m:t> from both sides)</m:t>
+              </m:r>
+            </m:e>
+            <m:e>
+              <m:r>
+                <m:rPr>
+                  <m:sty m:val="p"/>
+                </m:rPr>
+                <m:t>(</m:t>
+              </m:r>
+              <m:r>
+                <m:t>1</m:t>
+              </m:r>
+              <m:r>
+                <m:rPr>
+                  <m:sty m:val="p"/>
+                </m:rPr>
+                <m:t>−</m:t>
+              </m:r>
+              <m:sSup>
+                <m:e>
+                  <m:r>
+                    <m:t>ρ</m:t>
+                  </m:r>
+                </m:e>
+                <m:sup>
+                  <m:r>
+                    <m:t>2</m:t>
+                  </m:r>
+                </m:sup>
+              </m:sSup>
+              <m:r>
+                <m:rPr>
+                  <m:sty m:val="p"/>
+                </m:rPr>
+                <m:t>)</m:t>
+              </m:r>
+              <m:r>
+                <m:t> </m:t>
+              </m:r>
+              <m:r>
+                <m:t>v</m:t>
+              </m:r>
+              <m:r>
+                <m:t>&amp;</m:t>
+              </m:r>
+              <m:r>
+                <m:rPr>
+                  <m:sty m:val="p"/>
+                </m:rPr>
+                <m:t>=</m:t>
+              </m:r>
+              <m:sSup>
+                <m:e>
+                  <m:r>
+                    <m:t>σ</m:t>
+                  </m:r>
+                </m:e>
+                <m:sup>
+                  <m:r>
+                    <m:t>2</m:t>
+                  </m:r>
+                </m:sup>
+              </m:sSup>
+              <m:r>
+                <m:t>&amp;</m:t>
+              </m:r>
+              <m:r>
+                <m:t>&amp;</m:t>
+              </m:r>
+              <m:r>
+                <m:rPr>
+                  <m:nor/>
+                  <m:sty m:val="p"/>
+                </m:rPr>
+                <m:t>(factoring out </m:t>
+              </m:r>
+              <m:r>
+                <m:t>v</m:t>
+              </m:r>
+              <m:r>
+                <m:rPr>
+                  <m:nor/>
+                  <m:sty m:val="p"/>
+                </m:rPr>
+                <m:t>)</m:t>
+              </m:r>
+            </m:e>
+            <m:e>
+              <m:r>
+                <m:t>v</m:t>
+              </m:r>
+              <m:r>
+                <m:t>&amp;</m:t>
+              </m:r>
+              <m:r>
+                <m:rPr>
+                  <m:sty m:val="p"/>
+                </m:rPr>
+                <m:t>=</m:t>
+              </m:r>
+              <m:f>
+                <m:fPr>
+                  <m:type m:val="bar"/>
+                </m:fPr>
+                <m:num>
+                  <m:sSup>
+                    <m:e>
+                      <m:r>
+                        <m:t>σ</m:t>
+                      </m:r>
+                    </m:e>
+                    <m:sup>
+                      <m:r>
+                        <m:t>2</m:t>
+                      </m:r>
+                    </m:sup>
+                  </m:sSup>
+                </m:num>
+                <m:den>
+                  <m:r>
+                    <m:t>1</m:t>
+                  </m:r>
+                  <m:r>
+                    <m:rPr>
+                      <m:sty m:val="p"/>
+                    </m:rPr>
+                    <m:t>−</m:t>
+                  </m:r>
+                  <m:sSup>
+                    <m:e>
+                      <m:r>
+                        <m:t>ρ</m:t>
+                      </m:r>
+                    </m:e>
+                    <m:sup>
+                      <m:r>
+                        <m:t>2</m:t>
+                      </m:r>
+                    </m:sup>
+                  </m:sSup>
+                </m:den>
+              </m:f>
+              <m:r>
+                <m:t>&amp;</m:t>
+              </m:r>
+              <m:r>
+                <m:t>&amp;</m:t>
+              </m:r>
+              <m:r>
+                <m:rPr>
+                  <m:nor/>
+                  <m:sty m:val="p"/>
+                </m:rPr>
+                <m:t>(dividing both sides by </m:t>
+              </m:r>
+              <m:r>
+                <m:t>1</m:t>
+              </m:r>
+              <m:r>
+                <m:rPr>
+                  <m:sty m:val="p"/>
+                </m:rPr>
+                <m:t>−</m:t>
+              </m:r>
+              <m:sSup>
+                <m:e>
+                  <m:r>
+                    <m:t>ρ</m:t>
+                  </m:r>
+                </m:e>
+                <m:sup>
+                  <m:r>
+                    <m:t>2</m:t>
+                  </m:r>
+                </m:sup>
+              </m:sSup>
+              <m:r>
+                <m:rPr>
+                  <m:nor/>
+                  <m:sty m:val="p"/>
+                </m:rPr>
+                <m:t>, which is positive because </m:t>
+              </m:r>
+              <m:r>
+                <m:t>​</m:t>
+              </m:r>
+              <m:d>
+                <m:dPr>
+                  <m:begChr m:val="|"/>
+                  <m:sepChr m:val=""/>
+                  <m:endChr m:val="|"/>
+                  <m:grow/>
+                </m:dPr>
+                <m:e>
+                  <m:r>
+                    <m:t>ρ</m:t>
+                  </m:r>
+                </m:e>
+              </m:d>
+              <m:r>
+                <m:t>​</m:t>
+              </m:r>
+              <m:r>
+                <m:rPr>
+                  <m:sty m:val="p"/>
+                </m:rPr>
+                <m:t>&lt;</m:t>
+              </m:r>
+              <m:r>
+                <m:t>1</m:t>
+              </m:r>
+              <m:r>
+                <m:rPr>
+                  <m:nor/>
+                  <m:sty m:val="p"/>
+                </m:rPr>
+                <m:t>)</m:t>
+              </m:r>
+              <m:r>
+                <m:rPr>
+                  <m:sty m:val="p"/>
+                </m:rPr>
+                <m:t>.</m:t>
+              </m:r>
+            </m:e>
+          </m:eqArr>
+          <m:r>
+            <m:t>  </m:t>
+          </m:r>
+          <m:r>
+            <m:rPr>
+              <m:sty m:val="p"/>
+            </m:rPr>
+            <m:t>(</m:t>
+          </m:r>
+          <m:r>
+            <m:t>4</m:t>
+          </m:r>
+          <m:r>
+            <m:rPr>
+              <m:sty m:val="p"/>
+            </m:rPr>
+            <m:t>)</m:t>
+          </m:r>
+        </m:oMath>
+      </m:oMathPara>
+      <w:bookmarkEnd w:id="30"/>
+    </w:p>
+    <w:p>
+      <w:pPr>
+        <w:pStyle w:val="FirstParagraph"/>
+      </w:pPr>
+      <w:r>
+        <w:t xml:space="preserve">The stationary distribution is</w:t>
+      </w:r>
+      <w:r>
+        <w:t xml:space="preserve"> </w:t>
+      </w:r>
+      <m:oMath>
+        <m:r>
+          <m:rPr>
+            <m:sty m:val="p"/>
+          </m:rPr>
+          <m:t>N</m:t>
+        </m:r>
+        <m:r>
+          <m:t>​</m:t>
+        </m:r>
+        <m:d>
+          <m:dPr>
+            <m:begChr m:val="("/>
+            <m:sepChr m:val=""/>
+            <m:endChr m:val=")"/>
+            <m:grow/>
+          </m:dPr>
+          <m:e>
+            <m:r>
+              <m:t>0</m:t>
+            </m:r>
+            <m:r>
+              <m:rPr>
+                <m:sty m:val="p"/>
+              </m:rPr>
+              <m:t>,</m:t>
+            </m:r>
+            <m:sSup>
+              <m:e>
+                <m:r>
+                  <m:t>σ</m:t>
+                </m:r>
+              </m:e>
+              <m:sup>
+                <m:r>
+                  <m:t>2</m:t>
+                </m:r>
+              </m:sup>
+            </m:sSup>
+            <m:r>
+              <m:rPr>
+                <m:sty m:val="p"/>
+              </m:rPr>
+              <m:t>/</m:t>
+            </m:r>
+            <m:r>
+              <m:rPr>
+                <m:sty m:val="p"/>
+              </m:rPr>
+              <m:t>(</m:t>
+            </m:r>
+            <m:r>
+              <m:t>1</m:t>
+            </m:r>
+            <m:r>
+              <m:rPr>
+                <m:sty m:val="p"/>
+              </m:rPr>
+              <m:t>−</m:t>
+            </m:r>
+            <m:sSup>
+              <m:e>
+                <m:r>
+                  <m:t>ρ</m:t>
+                </m:r>
+              </m:e>
+              <m:sup>
+                <m:r>
+                  <m:t>2</m:t>
+                </m:r>
+              </m:sup>
+            </m:sSup>
+            <m:r>
+              <m:rPr>
+                <m:sty m:val="p"/>
+              </m:rPr>
+              <m:t>)</m:t>
+            </m:r>
+          </m:e>
+        </m:d>
+        <m:r>
+          <m:t>​</m:t>
+        </m:r>
+      </m:oMath>
+      <w:r>
+        <w:t xml:space="preserve">.</w:t>
+      </w:r>
+      <w:r>
+        <w:t xml:space="preserve"> </w:t>
+      </w:r>
+      <w:r>
+        <w:t xml:space="preserve">If instead</w:t>
+      </w:r>
+      <w:r>
+        <w:t xml:space="preserve"> </w:t>
+      </w:r>
+      <m:oMath>
+        <m:r>
+          <m:t>​</m:t>
+        </m:r>
+        <m:d>
+          <m:dPr>
+            <m:begChr m:val="|"/>
+            <m:sepChr m:val=""/>
+            <m:endChr m:val="|"/>
+            <m:grow/>
+          </m:dPr>
+          <m:e>
+            <m:r>
+              <m:t>ρ</m:t>
+            </m:r>
+          </m:e>
+        </m:d>
+        <m:r>
+          <m:t>​</m:t>
+        </m:r>
+        <m:r>
+          <m:rPr>
+            <m:sty m:val="p"/>
+          </m:rPr>
+          <m:t>≥</m:t>
+        </m:r>
+        <m:r>
+          <m:t>1</m:t>
+        </m:r>
+      </m:oMath>
+      <w:r>
+        <w:t xml:space="preserve">,</w:t>
+      </w:r>
+      <w:r>
+        <w:t xml:space="preserve"> </w:t>
+      </w:r>
+      <w:r>
+        <w:t xml:space="preserve">then</w:t>
+      </w:r>
+      <w:r>
+        <w:t xml:space="preserve"> </w:t>
+      </w:r>
+      <m:oMath>
+        <m:r>
+          <m:rPr>
+            <m:sty m:val="p"/>
+          </m:rPr>
+          <m:t>(</m:t>
+        </m:r>
+        <m:r>
+          <m:t>1</m:t>
+        </m:r>
+        <m:r>
+          <m:rPr>
+            <m:sty m:val="p"/>
+          </m:rPr>
+          <m:t>−</m:t>
+        </m:r>
+        <m:sSup>
+          <m:e>
+            <m:r>
+              <m:t>ρ</m:t>
+            </m:r>
+          </m:e>
+          <m:sup>
+            <m:r>
+              <m:t>2</m:t>
+            </m:r>
+          </m:sup>
+        </m:sSup>
+        <m:r>
+          <m:rPr>
+            <m:sty m:val="p"/>
+          </m:rPr>
+          <m:t>)</m:t>
+        </m:r>
+        <m:r>
+          <m:t> </m:t>
+        </m:r>
+        <m:r>
+          <m:t>v</m:t>
+        </m:r>
+        <m:r>
+          <m:rPr>
+            <m:sty m:val="p"/>
+          </m:rPr>
+          <m:t>≤</m:t>
+        </m:r>
+        <m:r>
+          <m:t>0</m:t>
+        </m:r>
+        <m:r>
+          <m:rPr>
+            <m:sty m:val="p"/>
+          </m:rPr>
+          <m:t>&lt;</m:t>
+        </m:r>
+        <m:sSup>
+          <m:e>
+            <m:r>
+              <m:t>σ</m:t>
+            </m:r>
+          </m:e>
+          <m:sup>
+            <m:r>
+              <m:t>2</m:t>
+            </m:r>
+          </m:sup>
+        </m:sSup>
+      </m:oMath>
+      <w:r>
+        <w:t xml:space="preserve"> </w:t>
+      </w:r>
+      <w:r>
+        <w:t xml:space="preserve">for every</w:t>
+      </w:r>
+      <w:r>
+        <w:t xml:space="preserve"> </w:t>
+      </w:r>
+      <m:oMath>
+        <m:r>
+          <m:t>v</m:t>
+        </m:r>
+        <m:r>
+          <m:rPr>
+            <m:sty m:val="p"/>
+          </m:rPr>
+          <m:t>&gt;</m:t>
+        </m:r>
+        <m:r>
+          <m:t>0</m:t>
+        </m:r>
+      </m:oMath>
+      <w:r>
+        <w:t xml:space="preserve">,</w:t>
+      </w:r>
+      <w:r>
+        <w:t xml:space="preserve"> </w:t>
+      </w:r>
+      <w:r>
+        <w:t xml:space="preserve">so no</w:t>
+      </w:r>
+      <w:r>
+        <w:t xml:space="preserve"> </w:t>
+      </w:r>
+      <m:oMath>
+        <m:r>
+          <m:rPr>
+            <m:sty m:val="p"/>
+          </m:rPr>
+          <m:t>N</m:t>
+        </m:r>
+        <m:r>
+          <m:t>​</m:t>
+        </m:r>
+        <m:d>
+          <m:dPr>
+            <m:begChr m:val="("/>
+            <m:sepChr m:val=""/>
+            <m:endChr m:val=")"/>
+            <m:grow/>
+          </m:dPr>
+          <m:e>
+            <m:r>
+              <m:t>0</m:t>
+            </m:r>
+            <m:r>
+              <m:rPr>
+                <m:sty m:val="p"/>
+              </m:rPr>
+              <m:t>,</m:t>
+            </m:r>
+            <m:r>
+              <m:t>v</m:t>
+            </m:r>
+          </m:e>
+        </m:d>
+        <m:r>
+          <m:t>​</m:t>
+        </m:r>
+      </m:oMath>
+      <w:r>
+        <w:t xml:space="preserve"> </w:t>
+      </w:r>
+      <w:r>
+        <w:t xml:space="preserve">distribution is stationary.</w:t>
+      </w:r>
+    </w:p>
+    <w:p>
+      <w:pPr>
+        <w:pStyle w:val="BodyText"/>
+      </w:pPr>
+      <w:r>
+        <w:t xml:space="preserve">With</w:t>
+      </w:r>
+      <w:r>
+        <w:t xml:space="preserve"> </w:t>
+      </w:r>
+      <m:oMath>
+        <m:r>
+          <m:t>ρ</m:t>
+        </m:r>
+        <m:r>
+          <m:rPr>
+            <m:sty m:val="p"/>
+          </m:rPr>
+          <m:t>=</m:t>
+        </m:r>
+        <m:r>
+          <m:t>0.9</m:t>
+        </m:r>
+      </m:oMath>
+      <w:r>
+        <w:t xml:space="preserve"> </w:t>
+      </w:r>
+      <w:r>
+        <w:t xml:space="preserve">and</w:t>
+      </w:r>
+      <w:r>
+        <w:t xml:space="preserve"> </w:t>
+      </w:r>
+      <m:oMath>
+        <m:r>
+          <m:t>σ</m:t>
+        </m:r>
+        <m:r>
+          <m:rPr>
+            <m:sty m:val="p"/>
+          </m:rPr>
+          <m:t>=</m:t>
+        </m:r>
+        <m:r>
+          <m:t>1</m:t>
+        </m:r>
+      </m:oMath>
+      <w:r>
+        <w:t xml:space="preserve">,</w:t>
+      </w:r>
+      <w:r>
+        <w:t xml:space="preserve"> </w:t>
+      </w:r>
+      <w:r>
+        <w:t xml:space="preserve">the stationary variance is</w:t>
+      </w:r>
+      <w:r>
+        <w:t xml:space="preserve"> </w:t>
+      </w:r>
+      <m:oMath>
+        <m:r>
+          <m:t>1</m:t>
+        </m:r>
+        <m:r>
+          <m:rPr>
+            <m:sty m:val="p"/>
+          </m:rPr>
+          <m:t>/</m:t>
+        </m:r>
+        <m:r>
+          <m:rPr>
+            <m:sty m:val="p"/>
+          </m:rPr>
+          <m:t>(</m:t>
+        </m:r>
+        <m:r>
+          <m:t>1</m:t>
+        </m:r>
+        <m:r>
+          <m:rPr>
+            <m:sty m:val="p"/>
+          </m:rPr>
+          <m:t>−</m:t>
+        </m:r>
+        <m:sSup>
+          <m:e>
+            <m:r>
+              <m:t>0.9</m:t>
+            </m:r>
+          </m:e>
+          <m:sup>
+            <m:r>
+              <m:t>2</m:t>
+            </m:r>
+          </m:sup>
+        </m:sSup>
+        <m:r>
+          <m:rPr>
+            <m:sty m:val="p"/>
+          </m:rPr>
+          <m:t>)</m:t>
+        </m:r>
+        <m:r>
+          <m:rPr>
+            <m:sty m:val="p"/>
+          </m:rPr>
+          <m:t>=</m:t>
+        </m:r>
+        <m:r>
+          <m:t>1</m:t>
+        </m:r>
+        <m:r>
+          <m:rPr>
+            <m:sty m:val="p"/>
+          </m:rPr>
+          <m:t>/</m:t>
+        </m:r>
+        <m:r>
+          <m:rPr>
+            <m:sty m:val="p"/>
+          </m:rPr>
+          <m:t>(</m:t>
+        </m:r>
+        <m:r>
+          <m:t>1</m:t>
+        </m:r>
+        <m:r>
+          <m:rPr>
+            <m:sty m:val="p"/>
+          </m:rPr>
+          <m:t>−</m:t>
+        </m:r>
+        <m:r>
+          <m:t>0.81</m:t>
+        </m:r>
+        <m:r>
+          <m:rPr>
+            <m:sty m:val="p"/>
+          </m:rPr>
+          <m:t>)</m:t>
+        </m:r>
+        <m:r>
+          <m:rPr>
+            <m:sty m:val="p"/>
+          </m:rPr>
+          <m:t>=</m:t>
+        </m:r>
+        <m:r>
+          <m:t>1</m:t>
+        </m:r>
+        <m:r>
+          <m:rPr>
+            <m:sty m:val="p"/>
+          </m:rPr>
+          <m:t>/</m:t>
+        </m:r>
+        <m:r>
+          <m:t>0.19</m:t>
+        </m:r>
+        <m:r>
+          <m:rPr>
+            <m:sty m:val="p"/>
+          </m:rPr>
+          <m:t>≈</m:t>
+        </m:r>
+        <m:r>
+          <m:t>5.26</m:t>
+        </m:r>
+      </m:oMath>
+      <w:r>
+        <w:t xml:space="preserve">.</w:t>
+      </w:r>
+      <w:r>
+        <w:t xml:space="preserve"> </w:t>
+      </w:r>
+      <w:r>
+        <w:t xml:space="preserve">A simulated chain started far from</w:t>
+      </w:r>
+      <w:r>
+        <w:t xml:space="preserve"> </w:t>
+      </w:r>
+      <m:oMath>
+        <m:r>
+          <m:t>0</m:t>
+        </m:r>
+      </m:oMath>
+      <w:r>
+        <w:t xml:space="preserve">, at</w:t>
+      </w:r>
+      <w:r>
+        <w:t xml:space="preserve"> </w:t>
+      </w:r>
+      <m:oMath>
+        <m:sSup>
+          <m:e>
+            <m:r>
+              <m:t>θ</m:t>
+            </m:r>
+          </m:e>
+          <m:sup>
+            <m:r>
+              <m:rPr>
+                <m:sty m:val="p"/>
+              </m:rPr>
+              <m:t>(</m:t>
+            </m:r>
+            <m:r>
+              <m:t>1</m:t>
+            </m:r>
+            <m:r>
+              <m:rPr>
+                <m:sty m:val="p"/>
+              </m:rPr>
+              <m:t>)</m:t>
+            </m:r>
+          </m:sup>
+        </m:sSup>
+        <m:r>
+          <m:rPr>
+            <m:sty m:val="p"/>
+          </m:rPr>
+          <m:t>=</m:t>
+        </m:r>
+        <m:r>
+          <m:t>10</m:t>
+        </m:r>
+      </m:oMath>
+      <w:r>
+        <w:t xml:space="preserve">,</w:t>
+      </w:r>
+      <w:r>
+        <w:t xml:space="preserve"> </w:t>
+      </w:r>
+      <w:r>
+        <w:t xml:space="preserve">has mean near 0 and variance near that value once its first 1,000 values are discarded:</w:t>
+      </w:r>
+    </w:p>
+    <w:p>
+      <w:pPr>
+        <w:pStyle w:val="SourceCode"/>
+      </w:pPr>
+      <w:r>
+        <w:rPr>
+          <w:rStyle w:val="FunctionTok"/>
+        </w:rPr>
+        <w:t xml:space="preserve">set.seed</w:t>
+      </w:r>
+      <w:r>
+        <w:rPr>
+          <w:rStyle w:val="NormalTok"/>
+        </w:rPr>
+        <w:t xml:space="preserve">(</w:t>
+      </w:r>
+      <w:r>
+        <w:rPr>
+          <w:rStyle w:val="DecValTok"/>
+        </w:rPr>
+        <w:t xml:space="preserve">11</w:t>
+      </w:r>
+      <w:r>
+        <w:rPr>
+          <w:rStyle w:val="NormalTok"/>
+        </w:rPr>
+        <w:t xml:space="preserve">)</w:t>
+      </w:r>
+      <w:r>
+        <w:br/>
+      </w:r>
+      <w:r>
+        <w:rPr>
+          <w:rStyle w:val="NormalTok"/>
+        </w:rPr>
+        <w:t xml:space="preserve">n_iter </w:t>
+      </w:r>
+      <w:r>
+        <w:rPr>
+          <w:rStyle w:val="OtherTok"/>
+        </w:rPr>
+        <w:t xml:space="preserve">&lt;-</w:t>
+      </w:r>
+      <w:r>
+        <w:rPr>
+          <w:rStyle w:val="NormalTok"/>
+        </w:rPr>
+        <w:t xml:space="preserve"> </w:t>
+      </w:r>
+      <w:r>
+        <w:rPr>
+          <w:rStyle w:val="DecValTok"/>
+        </w:rPr>
+        <w:t xml:space="preserve">100000</w:t>
+      </w:r>
+      <w:r>
+        <w:br/>
+      </w:r>
+      <w:r>
+        <w:rPr>
+          <w:rStyle w:val="NormalTok"/>
+        </w:rPr>
+        <w:t xml:space="preserve">rho </w:t>
+      </w:r>
+      <w:r>
+        <w:rPr>
+          <w:rStyle w:val="OtherTok"/>
+        </w:rPr>
+        <w:t xml:space="preserve">&lt;-</w:t>
+      </w:r>
+      <w:r>
+        <w:rPr>
+          <w:rStyle w:val="NormalTok"/>
+        </w:rPr>
+        <w:t xml:space="preserve"> </w:t>
+      </w:r>
+      <w:r>
+        <w:rPr>
+          <w:rStyle w:val="FloatTok"/>
+        </w:rPr>
+        <w:t xml:space="preserve">0.9</w:t>
+      </w:r>
+      <w:r>
+        <w:br/>
+      </w:r>
+      <w:r>
+        <w:rPr>
+          <w:rStyle w:val="NormalTok"/>
+        </w:rPr>
+        <w:t xml:space="preserve">theta </w:t>
+      </w:r>
+      <w:r>
+        <w:rPr>
+          <w:rStyle w:val="OtherTok"/>
+        </w:rPr>
+        <w:t xml:space="preserve">&lt;-</w:t>
+      </w:r>
+      <w:r>
+        <w:rPr>
+          <w:rStyle w:val="NormalTok"/>
+        </w:rPr>
+        <w:t xml:space="preserve"> </w:t>
+      </w:r>
+      <w:r>
+        <w:rPr>
+          <w:rStyle w:val="FunctionTok"/>
+        </w:rPr>
+        <w:t xml:space="preserve">numeric</w:t>
+      </w:r>
+      <w:r>
+        <w:rPr>
+          <w:rStyle w:val="NormalTok"/>
+        </w:rPr>
+        <w:t xml:space="preserve">(n_iter)</w:t>
+      </w:r>
+      <w:r>
+        <w:br/>
+      </w:r>
+      <w:r>
+        <w:rPr>
+          <w:rStyle w:val="NormalTok"/>
+        </w:rPr>
+        <w:t xml:space="preserve">theta[</w:t>
+      </w:r>
+      <w:r>
+        <w:rPr>
+          <w:rStyle w:val="DecValTok"/>
+        </w:rPr>
+        <w:t xml:space="preserve">1</w:t>
+      </w:r>
+      <w:r>
+        <w:rPr>
+          <w:rStyle w:val="NormalTok"/>
+        </w:rPr>
+        <w:t xml:space="preserve">] </w:t>
+      </w:r>
+      <w:r>
+        <w:rPr>
+          <w:rStyle w:val="OtherTok"/>
+        </w:rPr>
+        <w:t xml:space="preserve">&lt;-</w:t>
+      </w:r>
+      <w:r>
+        <w:rPr>
+          <w:rStyle w:val="NormalTok"/>
+        </w:rPr>
+        <w:t xml:space="preserve"> </w:t>
+      </w:r>
+      <w:r>
+        <w:rPr>
+          <w:rStyle w:val="DecValTok"/>
+        </w:rPr>
+        <w:t xml:space="preserve">10</w:t>
+      </w:r>
+      <w:r>
+        <w:br/>
+      </w:r>
+      <w:r>
+        <w:rPr>
+          <w:rStyle w:val="ControlFlowTok"/>
+        </w:rPr>
+        <w:t xml:space="preserve">for</w:t>
+      </w:r>
+      <w:r>
+        <w:rPr>
+          <w:rStyle w:val="NormalTok"/>
+        </w:rPr>
+        <w:t xml:space="preserve"> (t </w:t>
+      </w:r>
+      <w:r>
+        <w:rPr>
+          <w:rStyle w:val="ControlFlowTok"/>
+        </w:rPr>
+        <w:t xml:space="preserve">in</w:t>
+      </w:r>
+      <w:r>
+        <w:rPr>
+          <w:rStyle w:val="NormalTok"/>
+        </w:rPr>
+        <w:t xml:space="preserve"> </w:t>
+      </w:r>
+      <w:r>
+        <w:rPr>
+          <w:rStyle w:val="FunctionTok"/>
+        </w:rPr>
+        <w:t xml:space="preserve">seq</w:t>
+      </w:r>
+      <w:r>
+        <w:rPr>
+          <w:rStyle w:val="NormalTok"/>
+        </w:rPr>
+        <w:t xml:space="preserve">(</w:t>
+      </w:r>
+      <w:r>
+        <w:rPr>
+          <w:rStyle w:val="DecValTok"/>
+        </w:rPr>
+        <w:t xml:space="preserve">2</w:t>
+      </w:r>
+      <w:r>
+        <w:rPr>
+          <w:rStyle w:val="NormalTok"/>
+        </w:rPr>
+        <w:t xml:space="preserve">, n_iter)) {</w:t>
+      </w:r>
+      <w:r>
+        <w:br/>
+      </w:r>
+      <w:r>
+        <w:rPr>
+          <w:rStyle w:val="NormalTok"/>
+        </w:rPr>
+        <w:t xml:space="preserve">  theta[t] </w:t>
+      </w:r>
+      <w:r>
+        <w:rPr>
+          <w:rStyle w:val="OtherTok"/>
+        </w:rPr>
+        <w:t xml:space="preserve">&lt;-</w:t>
+      </w:r>
+      <w:r>
+        <w:rPr>
+          <w:rStyle w:val="NormalTok"/>
+        </w:rPr>
+        <w:t xml:space="preserve"> rho </w:t>
+      </w:r>
+      <w:r>
+        <w:rPr>
+          <w:rStyle w:val="SpecialCharTok"/>
+        </w:rPr>
+        <w:t xml:space="preserve">*</w:t>
+      </w:r>
+      <w:r>
+        <w:rPr>
+          <w:rStyle w:val="NormalTok"/>
+        </w:rPr>
+        <w:t xml:space="preserve"> theta[t </w:t>
+      </w:r>
+      <w:r>
+        <w:rPr>
+          <w:rStyle w:val="SpecialCharTok"/>
+        </w:rPr>
+        <w:t xml:space="preserve">-</w:t>
+      </w:r>
+      <w:r>
+        <w:rPr>
+          <w:rStyle w:val="NormalTok"/>
+        </w:rPr>
+        <w:t xml:space="preserve"> </w:t>
+      </w:r>
+      <w:r>
+        <w:rPr>
+          <w:rStyle w:val="DecValTok"/>
+        </w:rPr>
+        <w:t xml:space="preserve">1</w:t>
+      </w:r>
+      <w:r>
+        <w:rPr>
+          <w:rStyle w:val="NormalTok"/>
+        </w:rPr>
+        <w:t xml:space="preserve">] </w:t>
+      </w:r>
+      <w:r>
+        <w:rPr>
+          <w:rStyle w:val="SpecialCharTok"/>
+        </w:rPr>
+        <w:t xml:space="preserve">+</w:t>
+      </w:r>
+      <w:r>
+        <w:rPr>
+          <w:rStyle w:val="NormalTok"/>
+        </w:rPr>
+        <w:t xml:space="preserve"> stats</w:t>
+      </w:r>
+      <w:r>
+        <w:rPr>
+          <w:rStyle w:val="SpecialCharTok"/>
+        </w:rPr>
+        <w:t xml:space="preserve">::</w:t>
+      </w:r>
+      <w:r>
+        <w:rPr>
+          <w:rStyle w:val="FunctionTok"/>
+        </w:rPr>
+        <w:t xml:space="preserve">rnorm</w:t>
+      </w:r>
+      <w:r>
+        <w:rPr>
+          <w:rStyle w:val="NormalTok"/>
+        </w:rPr>
+        <w:t xml:space="preserve">(</w:t>
+      </w:r>
+      <w:r>
+        <w:rPr>
+          <w:rStyle w:val="DecValTok"/>
+        </w:rPr>
+        <w:t xml:space="preserve">1</w:t>
+      </w:r>
+      <w:r>
+        <w:rPr>
+          <w:rStyle w:val="NormalTok"/>
+        </w:rPr>
+        <w:t xml:space="preserve">)</w:t>
+      </w:r>
+      <w:r>
+        <w:br/>
+      </w:r>
+      <w:r>
+        <w:rPr>
+          <w:rStyle w:val="NormalTok"/>
+        </w:rPr>
+        <w:t xml:space="preserve">}</w:t>
+      </w:r>
+      <w:r>
+        <w:br/>
+      </w:r>
+      <w:r>
+        <w:rPr>
+          <w:rStyle w:val="NormalTok"/>
+        </w:rPr>
+        <w:t xml:space="preserve">kept </w:t>
+      </w:r>
+      <w:r>
+        <w:rPr>
+          <w:rStyle w:val="OtherTok"/>
+        </w:rPr>
+        <w:t xml:space="preserve">&lt;-</w:t>
+      </w:r>
+      <w:r>
+        <w:rPr>
+          <w:rStyle w:val="NormalTok"/>
+        </w:rPr>
+        <w:t xml:space="preserve"> theta[</w:t>
+      </w:r>
+      <w:r>
+        <w:rPr>
+          <w:rStyle w:val="SpecialCharTok"/>
+        </w:rPr>
+        <w:t xml:space="preserve">-</w:t>
+      </w:r>
+      <w:r>
+        <w:rPr>
+          <w:rStyle w:val="NormalTok"/>
+        </w:rPr>
+        <w:t xml:space="preserve">(</w:t>
+      </w:r>
+      <w:r>
+        <w:rPr>
+          <w:rStyle w:val="DecValTok"/>
+        </w:rPr>
+        <w:t xml:space="preserve">1</w:t>
+      </w:r>
+      <w:r>
+        <w:rPr>
+          <w:rStyle w:val="SpecialCharTok"/>
+        </w:rPr>
+        <w:t xml:space="preserve">:</w:t>
+      </w:r>
+      <w:r>
+        <w:rPr>
+          <w:rStyle w:val="DecValTok"/>
+        </w:rPr>
+        <w:t xml:space="preserve">1000</w:t>
+      </w:r>
+      <w:r>
+        <w:rPr>
+          <w:rStyle w:val="NormalTok"/>
+        </w:rPr>
+        <w:t xml:space="preserve">)]</w:t>
+      </w:r>
+      <w:r>
+        <w:br/>
+      </w:r>
+      <w:r>
+        <w:rPr>
+          <w:rStyle w:val="FunctionTok"/>
+        </w:rPr>
+        <w:t xml:space="preserve">c</w:t>
+      </w:r>
+      <w:r>
+        <w:rPr>
+          <w:rStyle w:val="NormalTok"/>
+        </w:rPr>
+        <w:t xml:space="preserve">(</w:t>
+      </w:r>
+      <w:r>
+        <w:br/>
+      </w:r>
+      <w:r>
+        <w:rPr>
+          <w:rStyle w:val="NormalTok"/>
+        </w:rPr>
+        <w:t xml:space="preserve">  </w:t>
+      </w:r>
+      <w:r>
+        <w:rPr>
+          <w:rStyle w:val="AttributeTok"/>
+        </w:rPr>
+        <w:t xml:space="preserve">mean =</w:t>
+      </w:r>
+      <w:r>
+        <w:rPr>
+          <w:rStyle w:val="NormalTok"/>
+        </w:rPr>
+        <w:t xml:space="preserve"> </w:t>
+      </w:r>
+      <w:r>
+        <w:rPr>
+          <w:rStyle w:val="FunctionTok"/>
+        </w:rPr>
+        <w:t xml:space="preserve">mean</w:t>
+      </w:r>
+      <w:r>
+        <w:rPr>
+          <w:rStyle w:val="NormalTok"/>
+        </w:rPr>
+        <w:t xml:space="preserve">(kept),</w:t>
+      </w:r>
+      <w:r>
+        <w:br/>
+      </w:r>
+      <w:r>
+        <w:rPr>
+          <w:rStyle w:val="NormalTok"/>
+        </w:rPr>
+        <w:t xml:space="preserve">  </w:t>
+      </w:r>
+      <w:r>
+        <w:rPr>
+          <w:rStyle w:val="AttributeTok"/>
+        </w:rPr>
+        <w:t xml:space="preserve">variance =</w:t>
+      </w:r>
+      <w:r>
+        <w:rPr>
+          <w:rStyle w:val="NormalTok"/>
+        </w:rPr>
+        <w:t xml:space="preserve"> stats</w:t>
+      </w:r>
+      <w:r>
+        <w:rPr>
+          <w:rStyle w:val="SpecialCharTok"/>
+        </w:rPr>
+        <w:t xml:space="preserve">::</w:t>
+      </w:r>
+      <w:r>
+        <w:rPr>
+          <w:rStyle w:val="FunctionTok"/>
+        </w:rPr>
+        <w:t xml:space="preserve">var</w:t>
+      </w:r>
+      <w:r>
+        <w:rPr>
+          <w:rStyle w:val="NormalTok"/>
+        </w:rPr>
+        <w:t xml:space="preserve">(kept),</w:t>
+      </w:r>
+      <w:r>
+        <w:br/>
+      </w:r>
+      <w:r>
+        <w:rPr>
+          <w:rStyle w:val="NormalTok"/>
+        </w:rPr>
+        <w:t xml:space="preserve">  </w:t>
+      </w:r>
+      <w:r>
+        <w:rPr>
+          <w:rStyle w:val="AttributeTok"/>
+        </w:rPr>
+        <w:t xml:space="preserve">stationary_variance =</w:t>
+      </w:r>
+      <w:r>
+        <w:rPr>
+          <w:rStyle w:val="NormalTok"/>
+        </w:rPr>
+        <w:t xml:space="preserve"> </w:t>
+      </w:r>
+      <w:r>
+        <w:rPr>
+          <w:rStyle w:val="DecValTok"/>
+        </w:rPr>
+        <w:t xml:space="preserve">1</w:t>
+      </w:r>
+      <w:r>
+        <w:rPr>
+          <w:rStyle w:val="NormalTok"/>
+        </w:rPr>
+        <w:t xml:space="preserve"> </w:t>
+      </w:r>
+      <w:r>
+        <w:rPr>
+          <w:rStyle w:val="SpecialCharTok"/>
+        </w:rPr>
+        <w:t xml:space="preserve">/</w:t>
+      </w:r>
+      <w:r>
+        <w:rPr>
+          <w:rStyle w:val="NormalTok"/>
+        </w:rPr>
+        <w:t xml:space="preserve"> (</w:t>
+      </w:r>
+      <w:r>
+        <w:rPr>
+          <w:rStyle w:val="DecValTok"/>
+        </w:rPr>
+        <w:t xml:space="preserve">1</w:t>
+      </w:r>
+      <w:r>
+        <w:rPr>
+          <w:rStyle w:val="NormalTok"/>
+        </w:rPr>
+        <w:t xml:space="preserve"> </w:t>
+      </w:r>
+      <w:r>
+        <w:rPr>
+          <w:rStyle w:val="SpecialCharTok"/>
+        </w:rPr>
+        <w:t xml:space="preserve">-</w:t>
+      </w:r>
+      <w:r>
+        <w:rPr>
+          <w:rStyle w:val="NormalTok"/>
+        </w:rPr>
+        <w:t xml:space="preserve"> rho</w:t>
+      </w:r>
+      <w:r>
+        <w:rPr>
+          <w:rStyle w:val="SpecialCharTok"/>
+        </w:rPr>
+        <w:t xml:space="preserve">^</w:t>
+      </w:r>
+      <w:r>
+        <w:rPr>
+          <w:rStyle w:val="DecValTok"/>
+        </w:rPr>
+        <w:t xml:space="preserve">2</w:t>
+      </w:r>
+      <w:r>
+        <w:rPr>
+          <w:rStyle w:val="NormalTok"/>
+        </w:rPr>
+        <w:t xml:space="preserve">)</w:t>
+      </w:r>
+      <w:r>
+        <w:br/>
+      </w:r>
+      <w:r>
+        <w:rPr>
+          <w:rStyle w:val="NormalTok"/>
+        </w:rPr>
+        <w:t xml:space="preserve">) </w:t>
+      </w:r>
+      <w:r>
+        <w:rPr>
+          <w:rStyle w:val="SpecialCharTok"/>
+        </w:rPr>
+        <w:t xml:space="preserve">|&gt;</w:t>
+      </w:r>
+      <w:r>
+        <w:br/>
+      </w:r>
+      <w:r>
+        <w:rPr>
+          <w:rStyle w:val="NormalTok"/>
+        </w:rPr>
+        <w:t xml:space="preserve">  </w:t>
+      </w:r>
+      <w:r>
+        <w:rPr>
+          <w:rStyle w:val="FunctionTok"/>
+        </w:rPr>
+        <w:t xml:space="preserve">round</w:t>
+      </w:r>
+      <w:r>
+        <w:rPr>
+          <w:rStyle w:val="NormalTok"/>
+        </w:rPr>
+        <w:t xml:space="preserve">(</w:t>
+      </w:r>
+      <w:r>
+        <w:rPr>
+          <w:rStyle w:val="DecValTok"/>
+        </w:rPr>
+        <w:t xml:space="preserve">2</w:t>
+      </w:r>
+      <w:r>
+        <w:rPr>
+          <w:rStyle w:val="NormalTok"/>
+        </w:rPr>
+        <w:t xml:space="preserve">)</w:t>
+      </w:r>
+      <w:r>
+        <w:br/>
+      </w:r>
+      <w:r>
+        <w:rPr>
+          <w:rStyle w:val="CommentTok"/>
+        </w:rPr>
+        <w:t xml:space="preserve">#&gt;                mean            variance stationary_variance </w:t>
+      </w:r>
+      <w:r>
+        <w:br/>
+      </w:r>
+      <w:r>
+        <w:rPr>
+          <w:rStyle w:val="CommentTok"/>
+        </w:rPr>
+        <w:t xml:space="preserve">#&gt;                0.05                5.07                5.26</w:t>
+      </w:r>
+    </w:p>
+    <w:tbl>
+      <w:tblPr>
+        <w:tblStyle w:val="Table"/>
+        <w:tblLook w:firstRow="0" w:lastRow="0" w:firstColumn="0" w:lastColumn="0" w:noHBand="0" w:noVBand="0" w:val="0000"/>
+        <w:tblBorders>
+          <w:top w:val="single" w:sz="4" w:space="0" w:color="0758E5"/>
+          <w:left w:val="single" w:sz="24" w:space="0" w:color="0758E5"/>
+          <w:bottom w:val="single" w:sz="4" w:space="0" w:color="0758E5"/>
+          <w:right w:val="single" w:sz="4" w:space="0" w:color="0758E5"/>
+        </w:tblBorders>
+        <w:tblCellMar>
+          <w:left w:w="144" w:type="dxa"/>
+          <w:right w:w="144" w:type="dxa"/>
+        </w:tblCellMar>
+        <w:tblLook w:firstRow="0" w:lastRow="0" w:firstColumn="0" w:lastColumn="0" w:noHBand="0" w:noVBand="0" w:val="0000"/>
+      </w:tblPr>
+      <w:tr>
+        <w:trPr>
+          <w:cantSplit/>
+        </w:trPr>
+        <w:tc>
+          <w:tcPr>
+            <w:shd w:color="auto" w:fill="dae6fb" w:val="clear"/>
+            <w:tcMar>
+              <w:top w:w="92" w:type="dxa"/>
+              <w:bottom w:w="92" w:type="dxa"/>
+            </w:tcMar>
+          </w:tcPr>
+          <w:p>
+            <w:pPr>
+              <w:pStyle w:val="FirstParagraph"/>
+            </w:pPr>
+            <w:pPr>
+              <w:spacing w:before="0" w:after="0"/>
+              <w:textAlignment w:val="center"/>
+            </w:pPr>
+            <w:r>
+              <w:drawing>
+                <wp:inline>
+                  <wp:extent cx="152400" cy="152400"/>
+                  <wp:effectExtent b="0" l="0" r="0" t="0"/>
+                  <wp:docPr descr="" title="" id="32" name="Picture"/>
+                  <a:graphic>
+                    <a:graphicData uri="http://schemas.openxmlformats.org/drawingml/2006/picture">
+                      <pic:pic>
+                        <pic:nvPicPr>
+                          <pic:cNvPr descr="/opt/quarto/share/formats/docx/note.png" id="33" name="Picture"/>
+                          <pic:cNvPicPr>
+                            <a:picLocks noChangeArrowheads="1" noChangeAspect="1"/>
+                          </pic:cNvPicPr>
+                        </pic:nvPicPr>
+                        <pic:blipFill>
+                          <a:blip r:embed="rId31"/>
+                          <a:stretch>
+                            <a:fillRect/>
+                          </a:stretch>
+                        </pic:blipFill>
+                        <pic:spPr bwMode="auto">
+                          <a:xfrm>
+                            <a:off x="0" y="0"/>
+                            <a:ext cx="152400" cy="152400"/>
+                          </a:xfrm>
+                          <a:prstGeom prst="rect">
+                            <a:avLst/>
+                          </a:prstGeom>
+                          <a:noFill/>
+                          <a:ln w="9525">
+                            <a:noFill/>
+                            <a:headEnd/>
+                            <a:tailEnd/>
+                          </a:ln>
+                        </pic:spPr>
+                      </pic:pic>
+                    </a:graphicData>
+                  </a:graphic>
+                </wp:inline>
+              </w:drawing>
+            </w:r>
+            <w:r>
+              <w:t xml:space="preserve"> </w:t>
+            </w:r>
+            <w:r>
+              <w:t xml:space="preserve"> </w:t>
+            </w:r>
+            <w:r>
+              <w:t xml:space="preserve">Source</w:t>
+            </w:r>
+          </w:p>
+        </w:tc>
+      </w:tr>
+      <w:tr>
+        <w:trPr>
+          <w:cantSplit/>
+        </w:trPr>
+        <w:tc>
+          <w:tcPr>
+            <w:tcMar>
+              <w:top w:w="108" w:type="dxa"/>
+              <w:bottom w:w="108" w:type="dxa"/>
+            </w:tcMar>
+          </w:tcPr>
+          <w:p>
+            <w:pPr>
+              <w:pStyle w:val="BodyText"/>
+            </w:pPr>
+            <w:pPr>
+              <w:spacing w:before="16" w:after="16"/>
+            </w:pPr>
+            <w:r>
+              <w:t xml:space="preserve">That a linear combination of independent normal random variables is normal is</w:t>
+            </w:r>
+            <w:r>
+              <w:t xml:space="preserve"> </w:t>
+            </w:r>
+            <w:r>
+              <w:t xml:space="preserve">Casella and Berger (2002, Corollary 4.6.10)</w:t>
+            </w:r>
+            <w:r>
+              <w:t xml:space="preserve">.</w:t>
+            </w:r>
+          </w:p>
+          <w:p/>
+        </w:tc>
+      </w:tr>
+    </w:tbl>
+    <w:bookmarkEnd w:id="34"/>
+    <w:bookmarkStart w:id="36" w:name="thm-ar1-stationary"/>
+    <w:p>
+      <w:pPr>
+        <w:pStyle w:val="BodyText"/>
+      </w:pPr>
+      <w:r>
+        <w:rPr>
+          <w:b/>
+          <w:bCs/>
+        </w:rPr>
+        <w:t xml:space="preserve">Theorem 1 (Stationary distribution of the autoregressive chain)</w:t>
+      </w:r>
+      <w:r>
+        <w:t xml:space="preserve"> </w:t>
+      </w:r>
+      <w:r>
+        <w:t xml:space="preserve">For the chain of</w:t>
+      </w:r>
+      <w:r>
+        <w:t xml:space="preserve"> </w:t>
+      </w:r>
+      <w:hyperlink w:anchor="exm-ar1-chain">
+        <w:r>
+          <w:rPr>
+            <w:rStyle w:val="Hyperlink"/>
+          </w:rPr>
+          <w:t xml:space="preserve">Example 4</w:t>
+        </w:r>
+      </w:hyperlink>
+      <w:r>
+        <w:t xml:space="preserve"> </w:t>
+      </w:r>
+      <w:r>
+        <w:t xml:space="preserve">with</w:t>
+      </w:r>
+      <w:r>
+        <w:t xml:space="preserve"> </w:t>
+      </w:r>
+      <m:oMath>
+        <m:r>
+          <m:t>​</m:t>
+        </m:r>
+        <m:d>
+          <m:dPr>
+            <m:begChr m:val="|"/>
+            <m:sepChr m:val=""/>
+            <m:endChr m:val="|"/>
+            <m:grow/>
+          </m:dPr>
+          <m:e>
+            <m:r>
+              <m:t>ρ</m:t>
+            </m:r>
+          </m:e>
+        </m:d>
+        <m:r>
+          <m:t>​</m:t>
+        </m:r>
+        <m:r>
+          <m:rPr>
+            <m:sty m:val="p"/>
+          </m:rPr>
+          <m:t>&lt;</m:t>
+        </m:r>
+        <m:r>
+          <m:t>1</m:t>
+        </m:r>
+      </m:oMath>
+      <w:r>
+        <w:t xml:space="preserve">,</w:t>
+      </w:r>
+      <w:r>
+        <w:t xml:space="preserve"> </w:t>
+      </w:r>
+      <w:r>
+        <w:t xml:space="preserve">the normal distribution with mean 0 and variance</w:t>
+      </w:r>
+      <w:r>
+        <w:t xml:space="preserve"> </w:t>
+      </w:r>
+      <m:oMath>
+        <m:sSup>
+          <m:e>
+            <m:r>
+              <m:t>σ</m:t>
+            </m:r>
+          </m:e>
+          <m:sup>
+            <m:r>
+              <m:t>2</m:t>
+            </m:r>
+          </m:sup>
+        </m:sSup>
+        <m:r>
+          <m:rPr>
+            <m:sty m:val="p"/>
+          </m:rPr>
+          <m:t>/</m:t>
+        </m:r>
+        <m:r>
+          <m:rPr>
+            <m:sty m:val="p"/>
+          </m:rPr>
+          <m:t>(</m:t>
+        </m:r>
+        <m:r>
+          <m:t>1</m:t>
+        </m:r>
+        <m:r>
+          <m:rPr>
+            <m:sty m:val="p"/>
+          </m:rPr>
+          <m:t>−</m:t>
+        </m:r>
+        <m:sSup>
+          <m:e>
+            <m:r>
+              <m:t>ρ</m:t>
+            </m:r>
+          </m:e>
+          <m:sup>
+            <m:r>
+              <m:t>2</m:t>
+            </m:r>
+          </m:sup>
+        </m:sSup>
+        <m:r>
+          <m:rPr>
+            <m:sty m:val="p"/>
+          </m:rPr>
+          <m:t>)</m:t>
+        </m:r>
+      </m:oMath>
+      <w:r>
+        <w:t xml:space="preserve"> </w:t>
+      </w:r>
+      <w:r>
+        <w:t xml:space="preserve">is a</w:t>
+      </w:r>
+      <w:r>
+        <w:t xml:space="preserve"> </w:t>
+      </w:r>
+      <w:hyperlink w:anchor="def-stationary-distribution">
+        <w:r>
+          <w:rPr>
+            <w:rStyle w:val="Hyperlink"/>
+          </w:rPr>
+          <w:t xml:space="preserve">stationary distribution</w:t>
+        </w:r>
+      </w:hyperlink>
+      <w:r>
+        <w:t xml:space="preserve">:</w:t>
+      </w:r>
+    </w:p>
+    <w:p>
+      <w:pPr>
+        <w:pStyle w:val="BodyText"/>
+      </w:pPr>
+      <w:bookmarkStart w:id="35" w:name="eq-ar1-stationary"/>
+      <m:oMathPara>
+        <m:oMathParaPr>
+          <m:jc m:val="center"/>
+        </m:oMathParaPr>
+        <m:oMath>
+          <m:r>
+            <m:rPr>
+              <m:sty m:val="p"/>
+            </m:rPr>
+            <m:t>N</m:t>
+          </m:r>
+          <m:r>
+            <m:t>​</m:t>
+          </m:r>
+          <m:d>
+            <m:dPr>
+              <m:begChr m:val="("/>
+              <m:sepChr m:val=""/>
+              <m:endChr m:val=")"/>
+              <m:grow/>
+            </m:dPr>
+            <m:e>
+              <m:r>
+                <m:t>0</m:t>
+              </m:r>
+              <m:r>
+                <m:rPr>
+                  <m:sty m:val="p"/>
+                </m:rPr>
+                <m:t>,</m:t>
+              </m:r>
+              <m:f>
+                <m:fPr>
+                  <m:type m:val="bar"/>
+                </m:fPr>
+                <m:num>
+                  <m:sSup>
+                    <m:e>
+                      <m:r>
+                        <m:t>σ</m:t>
+                      </m:r>
+                    </m:e>
+                    <m:sup>
+                      <m:r>
+                        <m:t>2</m:t>
+                      </m:r>
+                    </m:sup>
+                  </m:sSup>
+                </m:num>
+                <m:den>
+                  <m:r>
+                    <m:t>1</m:t>
+                  </m:r>
+                  <m:r>
+                    <m:rPr>
+                      <m:sty m:val="p"/>
+                    </m:rPr>
+                    <m:t>−</m:t>
+                  </m:r>
+                  <m:sSup>
+                    <m:e>
+                      <m:r>
+                        <m:t>ρ</m:t>
+                      </m:r>
+                    </m:e>
+                    <m:sup>
+                      <m:r>
+                        <m:t>2</m:t>
+                      </m:r>
+                    </m:sup>
+                  </m:sSup>
+                </m:den>
+              </m:f>
+            </m:e>
+          </m:d>
+          <m:r>
+            <m:t>​</m:t>
+          </m:r>
+          <m:r>
+            <m:rPr>
+              <m:sty m:val="p"/>
+            </m:rPr>
+            <m:t>.</m:t>
+          </m:r>
+          <m:r>
+            <m:t>  </m:t>
+          </m:r>
+          <m:r>
+            <m:rPr>
+              <m:sty m:val="p"/>
+            </m:rPr>
+            <m:t>(</m:t>
+          </m:r>
+          <m:r>
+            <m:t>5</m:t>
+          </m:r>
+          <m:r>
+            <m:rPr>
+              <m:sty m:val="p"/>
+            </m:rPr>
+            <m:t>)</m:t>
+          </m:r>
+        </m:oMath>
+      </m:oMathPara>
+      <w:bookmarkEnd w:id="35"/>
+    </w:p>
+    <w:bookmarkEnd w:id="36"/>
+    <w:p>
+      <w:pPr>
+        <w:pStyle w:val="FirstParagraph"/>
+      </w:pPr>
+      <w:r>
+        <w:rPr>
+          <w:i/>
+          <w:iCs/>
+        </w:rPr>
+        <w:t xml:space="preserve">Proof</w:t>
+      </w:r>
+      <w:r>
+        <w:t xml:space="preserve">. </w:t>
+      </w:r>
+      <w:r>
+        <w:t xml:space="preserve">This result is the solution to</w:t>
+      </w:r>
+      <w:r>
+        <w:t xml:space="preserve"> </w:t>
+      </w:r>
+      <w:hyperlink w:anchor="exr-ar1-stationary">
+        <w:r>
+          <w:rPr>
+            <w:rStyle w:val="Hyperlink"/>
+          </w:rPr>
+          <w:t xml:space="preserve">Exercise 1</w:t>
+        </w:r>
+      </w:hyperlink>
+      <w:r>
+        <w:t xml:space="preserve">.</w:t>
+      </w:r>
+    </w:p>
+    <w:p>
+      <w:pPr>
+        <w:pStyle w:val="BodyText"/>
       </w:pPr>
       <w:r>
         <w:t xml:space="preserve">Under conditions on its transition probabilities</w:t>
@@ -4596,9 +10481,9 @@
         <w:t xml:space="preserve">in place of independent draws.</w:t>
       </w:r>
     </w:p>
-    <w:bookmarkEnd w:id="22"/>
-    <w:bookmarkEnd w:id="23"/>
-    <w:bookmarkStart w:id="45" w:name="sec-samplers"/>
+    <w:bookmarkEnd w:id="37"/>
+    <w:bookmarkEnd w:id="38"/>
+    <w:bookmarkStart w:id="60" w:name="sec-samplers"/>
     <w:p>
       <w:pPr>
         <w:pStyle w:val="Heading2"/>
@@ -4607,7 +10492,7 @@
         <w:t xml:space="preserve">2 MCMC samplers</w:t>
       </w:r>
     </w:p>
-    <w:bookmarkStart w:id="32" w:name="the-metropolishastings-algorithm"/>
+    <w:bookmarkStart w:id="47" w:name="the-metropolishastings-algorithm"/>
     <w:p>
       <w:pPr>
         <w:pStyle w:val="Heading3"/>
@@ -4616,7 +10501,7 @@
         <w:t xml:space="preserve">2.1 The Metropolis–Hastings algorithm</w:t>
       </w:r>
     </w:p>
-    <w:bookmarkStart w:id="24" w:name="def-proposal-distribution"/>
+    <w:bookmarkStart w:id="39" w:name="def-proposal-distribution"/>
     <w:p>
       <w:pPr>
         <w:pStyle w:val="FirstParagraph"/>
@@ -4756,8 +10641,8 @@
         <w:t xml:space="preserve">.</w:t>
       </w:r>
     </w:p>
-    <w:bookmarkEnd w:id="24"/>
-    <w:bookmarkStart w:id="25" w:name="def-symmetric-proposal"/>
+    <w:bookmarkEnd w:id="39"/>
+    <w:bookmarkStart w:id="40" w:name="def-symmetric-proposal"/>
     <w:p>
       <w:pPr>
         <w:pStyle w:val="BodyText"/>
@@ -4983,8 +10868,8 @@
         <w:t xml:space="preserve">.</w:t>
       </w:r>
     </w:p>
-    <w:bookmarkEnd w:id="25"/>
-    <w:bookmarkStart w:id="26" w:name="exm-proposal-distribution"/>
+    <w:bookmarkEnd w:id="40"/>
+    <w:bookmarkStart w:id="41" w:name="exm-proposal-distribution"/>
     <w:p>
       <w:pPr>
         <w:pStyle w:val="BodyText"/>
@@ -4994,7 +10879,7 @@
           <w:b/>
           <w:bCs/>
         </w:rPr>
-        <w:t xml:space="preserve">Example 4 (A Gaussian random-walk proposal)</w:t>
+        <w:t xml:space="preserve">Example 5 (A Gaussian random-walk proposal)</w:t>
       </w:r>
       <w:r>
         <w:t xml:space="preserve"> </w:t>
@@ -5288,8 +11173,8 @@
         <w:t xml:space="preserve">only through its square.</w:t>
       </w:r>
     </w:p>
-    <w:bookmarkEnd w:id="26"/>
-    <w:bookmarkStart w:id="27" w:name="def-acceptance-ratio"/>
+    <w:bookmarkEnd w:id="41"/>
+    <w:bookmarkStart w:id="42" w:name="def-acceptance-ratio"/>
     <w:p>
       <w:pPr>
         <w:pStyle w:val="BodyText"/>
@@ -5994,8 +11879,8 @@
         </m:oMath>
       </m:oMathPara>
     </w:p>
-    <w:bookmarkEnd w:id="27"/>
-    <w:bookmarkStart w:id="28" w:name="exm-acceptance-ratio"/>
+    <w:bookmarkEnd w:id="42"/>
+    <w:bookmarkStart w:id="43" w:name="exm-acceptance-ratio"/>
     <w:p>
       <w:pPr>
         <w:pStyle w:val="FirstParagraph"/>
@@ -6005,7 +11890,7 @@
           <w:b/>
           <w:bCs/>
         </w:rPr>
-        <w:t xml:space="preserve">Example 5 (Acceptance ratio for a Bernoulli posterior)</w:t>
+        <w:t xml:space="preserve">Example 6 (Acceptance ratio for a Bernoulli posterior)</w:t>
       </w:r>
       <w:r>
         <w:t xml:space="preserve"> </w:t>
@@ -6090,7 +11975,7 @@
           <w:rPr>
             <w:rStyle w:val="Hyperlink"/>
           </w:rPr>
-          <w:t xml:space="preserve">Example 4</w:t>
+          <w:t xml:space="preserve">Example 5</w:t>
         </w:r>
       </w:hyperlink>
       <w:r>
@@ -6455,8 +12340,8 @@
         <w:t xml:space="preserve">.</w:t>
       </w:r>
     </w:p>
-    <w:bookmarkEnd w:id="28"/>
-    <w:bookmarkStart w:id="29" w:name="def-mh"/>
+    <w:bookmarkEnd w:id="43"/>
+    <w:bookmarkStart w:id="44" w:name="def-mh"/>
     <w:p>
       <w:pPr>
         <w:pStyle w:val="BodyText"/>
@@ -7121,7 +13006,7 @@
         <w:t xml:space="preserve">(reject it).</w:t>
       </w:r>
     </w:p>
-    <w:bookmarkEnd w:id="29"/>
+    <w:bookmarkEnd w:id="44"/>
     <w:p>
       <w:pPr>
         <w:pStyle w:val="FirstParagraph"/>
@@ -7326,7 +13211,7 @@
       <w:r>
         <w:t xml:space="preserve">(</w:t>
       </w:r>
-      <w:hyperlink r:id="rId30">
+      <w:hyperlink r:id="rId45">
         <w:r>
           <w:rPr>
             <w:rStyle w:val="Hyperlink"/>
@@ -7507,7 +13392,7 @@
         <w:t xml:space="preserve">.</w:t>
       </w:r>
     </w:p>
-    <w:bookmarkStart w:id="31" w:name="exm-mh-bernoulli"/>
+    <w:bookmarkStart w:id="46" w:name="exm-mh-bernoulli"/>
     <w:p>
       <w:pPr>
         <w:pStyle w:val="BodyText"/>
@@ -7517,7 +13402,7 @@
           <w:b/>
           <w:bCs/>
         </w:rPr>
-        <w:t xml:space="preserve">Example 6 (Metropolis–Hastings for a Bernoulli model)</w:t>
+        <w:t xml:space="preserve">Example 7 (Metropolis–Hastings for a Bernoulli model)</w:t>
       </w:r>
       <w:r>
         <w:t xml:space="preserve"> </w:t>
@@ -9179,9 +15064,9 @@
         <w:t xml:space="preserve">.</w:t>
       </w:r>
     </w:p>
-    <w:bookmarkEnd w:id="31"/>
-    <w:bookmarkEnd w:id="32"/>
-    <w:bookmarkStart w:id="40" w:name="sec-burnin"/>
+    <w:bookmarkEnd w:id="46"/>
+    <w:bookmarkEnd w:id="47"/>
+    <w:bookmarkStart w:id="55" w:name="sec-burnin"/>
     <w:p>
       <w:pPr>
         <w:pStyle w:val="Heading3"/>
@@ -9190,7 +15075,7 @@
         <w:t xml:space="preserve">2.2 Trace plots and burn-in</w:t>
       </w:r>
     </w:p>
-    <w:bookmarkStart w:id="33" w:name="def-trace-plot"/>
+    <w:bookmarkStart w:id="48" w:name="def-trace-plot"/>
     <w:p>
       <w:pPr>
         <w:pStyle w:val="FirstParagraph"/>
@@ -9231,8 +15116,8 @@
         <w:t xml:space="preserve">plots each sampled value of a parameter against its iteration number.</w:t>
       </w:r>
     </w:p>
-    <w:bookmarkEnd w:id="33"/>
-    <w:bookmarkStart w:id="34" w:name="def-burnin"/>
+    <w:bookmarkEnd w:id="48"/>
+    <w:bookmarkStart w:id="49" w:name="def-burnin"/>
     <w:p>
       <w:pPr>
         <w:pStyle w:val="BodyText"/>
@@ -9282,7 +15167,7 @@
         <w:t xml:space="preserve">.</w:t>
       </w:r>
     </w:p>
-    <w:bookmarkEnd w:id="34"/>
+    <w:bookmarkEnd w:id="49"/>
     <w:p>
       <w:pPr>
         <w:pStyle w:val="BodyText"/>
@@ -9344,7 +15229,7 @@
         <w:t xml:space="preserve">and are moving around the same region.</w:t>
       </w:r>
     </w:p>
-    <w:bookmarkStart w:id="39" w:name="exm-burnin"/>
+    <w:bookmarkStart w:id="54" w:name="exm-burnin"/>
     <w:p>
       <w:pPr>
         <w:pStyle w:val="BodyText"/>
@@ -9354,7 +15239,7 @@
           <w:b/>
           <w:bCs/>
         </w:rPr>
-        <w:t xml:space="preserve">Example 7 (Burn-in for the Bernoulli sampler)</w:t>
+        <w:t xml:space="preserve">Example 8 (Burn-in for the Bernoulli sampler)</w:t>
       </w:r>
       <w:r>
         <w:t xml:space="preserve"> </w:t>
@@ -9370,7 +15255,7 @@
           <w:rPr>
             <w:rStyle w:val="Hyperlink"/>
           </w:rPr>
-          <w:t xml:space="preserve">Example 6</w:t>
+          <w:t xml:space="preserve">Example 7</w:t>
         </w:r>
       </w:hyperlink>
       <w:r>
@@ -9438,7 +15323,7 @@
       <w:tr>
         <w:tc>
           <w:tcPr/>
-          <w:bookmarkStart w:id="38" w:name="fig-mh-burnin"/>
+          <w:bookmarkStart w:id="53" w:name="fig-mh-burnin"/>
           <w:p>
             <w:pPr>
               <w:pStyle w:val="SourceCode"/>
@@ -10216,18 +16101,18 @@
                 <wp:inline>
                   <wp:extent cx="4620126" cy="3696101"/>
                   <wp:effectExtent b="0" l="0" r="0" t="0"/>
-                  <wp:docPr descr="" title="" id="36" name="Picture"/>
+                  <wp:docPr descr="" title="" id="51" name="Picture"/>
                   <a:graphic>
                     <a:graphicData uri="http://schemas.openxmlformats.org/drawingml/2006/picture">
                       <pic:pic>
                         <pic:nvPicPr>
-                          <pic:cNvPr descr="mcmc_files/figure-docx/unnamed-chunk-1-1.png" id="37" name="Picture"/>
+                          <pic:cNvPr descr="mcmc_files/figure-docx/unnamed-chunk-1-1.png" id="52" name="Picture"/>
                           <pic:cNvPicPr>
                             <a:picLocks noChangeArrowheads="1" noChangeAspect="1"/>
                           </pic:cNvPicPr>
                         </pic:nvPicPr>
                         <pic:blipFill>
-                          <a:blip r:embed="rId35"/>
+                          <a:blip r:embed="rId50"/>
                           <a:stretch>
                             <a:fillRect/>
                           </a:stretch>
@@ -10339,7 +16224,7 @@
               <w:t xml:space="preserve">.</w:t>
             </w:r>
           </w:p>
-          <w:bookmarkEnd w:id="38"/>
+          <w:bookmarkEnd w:id="53"/>
         </w:tc>
       </w:tr>
     </w:tbl>
@@ -10383,9 +16268,9 @@
         <w:t xml:space="preserve">leaves a generous margin.</w:t>
       </w:r>
     </w:p>
-    <w:bookmarkEnd w:id="39"/>
-    <w:bookmarkEnd w:id="40"/>
-    <w:bookmarkStart w:id="44" w:name="the-gibbs-sampler"/>
+    <w:bookmarkEnd w:id="54"/>
+    <w:bookmarkEnd w:id="55"/>
+    <w:bookmarkStart w:id="59" w:name="the-gibbs-sampler"/>
     <w:p>
       <w:pPr>
         <w:pStyle w:val="Heading3"/>
@@ -10394,7 +16279,7 @@
         <w:t xml:space="preserve">2.3 The Gibbs sampler</w:t>
       </w:r>
     </w:p>
-    <w:bookmarkStart w:id="41" w:name="def-full-conditional"/>
+    <w:bookmarkStart w:id="56" w:name="def-full-conditional"/>
     <w:p>
       <w:pPr>
         <w:pStyle w:val="FirstParagraph"/>
@@ -10704,8 +16589,8 @@
         <w:t xml:space="preserve">.</w:t>
       </w:r>
     </w:p>
-    <w:bookmarkEnd w:id="41"/>
-    <w:bookmarkStart w:id="42" w:name="def-gibbs-sampler"/>
+    <w:bookmarkEnd w:id="56"/>
+    <w:bookmarkStart w:id="57" w:name="def-gibbs-sampler"/>
     <w:p>
       <w:pPr>
         <w:pStyle w:val="BodyText"/>
@@ -10990,7 +16875,7 @@
         <w:t xml:space="preserve">.</w:t>
       </w:r>
     </w:p>
-    <w:bookmarkEnd w:id="42"/>
+    <w:bookmarkEnd w:id="57"/>
     <w:p>
       <w:pPr>
         <w:pStyle w:val="BodyText"/>
@@ -11085,7 +16970,7 @@
         <w:t xml:space="preserve">.</w:t>
       </w:r>
     </w:p>
-    <w:bookmarkStart w:id="43" w:name="exm-gibbs-bivariate-normal"/>
+    <w:bookmarkStart w:id="58" w:name="exm-gibbs-bivariate-normal"/>
     <w:p>
       <w:pPr>
         <w:pStyle w:val="BodyText"/>
@@ -11095,7 +16980,7 @@
           <w:b/>
           <w:bCs/>
         </w:rPr>
-        <w:t xml:space="preserve">Example 8 (Gibbs sampling from a correlated Gaussian target)</w:t>
+        <w:t xml:space="preserve">Example 9 (Gibbs sampling from a correlated Gaussian target)</w:t>
       </w:r>
       <w:r>
         <w:t xml:space="preserve"> </w:t>
@@ -13420,10 +19305,10 @@
         <w:t xml:space="preserve">than 2,000 independent ones.</w:t>
       </w:r>
     </w:p>
-    <w:bookmarkEnd w:id="43"/>
-    <w:bookmarkEnd w:id="44"/>
-    <w:bookmarkEnd w:id="45"/>
-    <w:bookmarkStart w:id="53" w:name="sec-diagnostics"/>
+    <w:bookmarkEnd w:id="58"/>
+    <w:bookmarkEnd w:id="59"/>
+    <w:bookmarkEnd w:id="60"/>
+    <w:bookmarkStart w:id="68" w:name="sec-diagnostics"/>
     <w:p>
       <w:pPr>
         <w:pStyle w:val="Heading2"/>
@@ -13496,7 +19381,7 @@
         <w:t xml:space="preserve">by comparing several chains started from different values.</w:t>
       </w:r>
     </w:p>
-    <w:bookmarkStart w:id="46" w:name="def-psrf"/>
+    <w:bookmarkStart w:id="61" w:name="def-psrf"/>
     <w:p>
       <w:pPr>
         <w:pStyle w:val="BodyText"/>
@@ -14193,7 +20078,7 @@
         </m:oMath>
       </m:oMathPara>
     </w:p>
-    <w:bookmarkEnd w:id="46"/>
+    <w:bookmarkEnd w:id="61"/>
     <w:p>
       <w:pPr>
         <w:pStyle w:val="FirstParagraph"/>
@@ -14618,7 +20503,7 @@
         <w:t xml:space="preserve">chains that are all stuck in the same wrong region also agree.</w:t>
       </w:r>
     </w:p>
-    <w:bookmarkStart w:id="47" w:name="exm-psrf"/>
+    <w:bookmarkStart w:id="62" w:name="exm-psrf"/>
     <w:p>
       <w:pPr>
         <w:pStyle w:val="BodyText"/>
@@ -14628,7 +20513,7 @@
           <w:b/>
           <w:bCs/>
         </w:rPr>
-        <w:t xml:space="preserve">Example 9 (Potential scale reduction factor for the Bernoulli sampler)</w:t>
+        <w:t xml:space="preserve">Example 10 (Potential scale reduction factor for the Bernoulli sampler)</w:t>
       </w:r>
       <w:r>
         <w:t xml:space="preserve"> </w:t>
@@ -14644,7 +20529,7 @@
           <w:rPr>
             <w:rStyle w:val="Hyperlink"/>
           </w:rPr>
-          <w:t xml:space="preserve">Example 7</w:t>
+          <w:t xml:space="preserve">Example 8</w:t>
         </w:r>
       </w:hyperlink>
       <w:r>
@@ -15449,8 +21334,8 @@
         <w:t xml:space="preserve">after burn-in it is essentially 1.</w:t>
       </w:r>
     </w:p>
-    <w:bookmarkEnd w:id="47"/>
-    <w:bookmarkStart w:id="51" w:name="sec-mcmc-vs-mle"/>
+    <w:bookmarkEnd w:id="62"/>
+    <w:bookmarkStart w:id="66" w:name="sec-mcmc-vs-mle"/>
     <w:p>
       <w:pPr>
         <w:pStyle w:val="Heading3"/>
@@ -15481,7 +21366,7 @@
       <w:r>
         <w:t xml:space="preserve"> </w:t>
       </w:r>
-      <w:hyperlink r:id="rId48">
+      <w:hyperlink r:id="rId63">
         <w:r>
           <w:rPr>
             <w:rStyle w:val="Hyperlink"/>
@@ -15504,7 +21389,7 @@
       <w:r>
         <w:t xml:space="preserve"> </w:t>
       </w:r>
-      <w:hyperlink r:id="rId49">
+      <w:hyperlink r:id="rId64">
         <w:r>
           <w:rPr>
             <w:rStyle w:val="Hyperlink"/>
@@ -15554,7 +21439,7 @@
         <w:t xml:space="preserve">Comparing the two is therefore a useful check on an MCMC analysis.</w:t>
       </w:r>
     </w:p>
-    <w:bookmarkStart w:id="50" w:name="exm-mcmc-vs-mle"/>
+    <w:bookmarkStart w:id="65" w:name="exm-mcmc-vs-mle"/>
     <w:p>
       <w:pPr>
         <w:pStyle w:val="BodyText"/>
@@ -15564,7 +21449,7 @@
           <w:b/>
           <w:bCs/>
         </w:rPr>
-        <w:t xml:space="preserve">Example 10 (Posterior mean and maximum likelihood estimate for a Bernoulli model)</w:t>
+        <w:t xml:space="preserve">Example 11 (Posterior mean and maximum likelihood estimate for a Bernoulli model)</w:t>
       </w:r>
       <w:r>
         <w:t xml:space="preserve"> </w:t>
@@ -16709,7 +22594,7 @@
           <w:rPr>
             <w:rStyle w:val="Hyperlink"/>
           </w:rPr>
-          <w:t xml:space="preserve">Example 6</w:t>
+          <w:t xml:space="preserve">Example 7</w:t>
         </w:r>
       </w:hyperlink>
       <w:r>
@@ -16725,7 +22610,7 @@
         <w:t xml:space="preserve">and so with the maximum likelihood estimate to about two decimal places.</w:t>
       </w:r>
     </w:p>
-    <w:bookmarkEnd w:id="50"/>
+    <w:bookmarkEnd w:id="65"/>
     <w:p>
       <w:pPr>
         <w:pStyle w:val="BodyText"/>
@@ -16758,8 +22643,8 @@
         <w:t xml:space="preserve">or a coding error in the model.</w:t>
       </w:r>
     </w:p>
-    <w:bookmarkEnd w:id="51"/>
-    <w:bookmarkStart w:id="52" w:name="sec-mcmc-parameterization"/>
+    <w:bookmarkEnd w:id="66"/>
+    <w:bookmarkStart w:id="67" w:name="sec-mcmc-parameterization"/>
     <w:p>
       <w:pPr>
         <w:pStyle w:val="Heading3"/>
@@ -16828,7 +22713,7 @@
           <w:rPr>
             <w:rStyle w:val="Hyperlink"/>
           </w:rPr>
-          <w:t xml:space="preserve">Example 8</w:t>
+          <w:t xml:space="preserve">Example 9</w:t>
         </w:r>
       </w:hyperlink>
       <w:r>
@@ -16940,9 +22825,9 @@
         <w:t xml:space="preserve">they alter only the geometry the sampler must explore.</w:t>
       </w:r>
     </w:p>
-    <w:bookmarkEnd w:id="52"/>
-    <w:bookmarkEnd w:id="53"/>
-    <w:bookmarkStart w:id="61" w:name="sec-dic"/>
+    <w:bookmarkEnd w:id="67"/>
+    <w:bookmarkEnd w:id="68"/>
+    <w:bookmarkStart w:id="76" w:name="sec-dic"/>
     <w:p>
       <w:pPr>
         <w:pStyle w:val="Heading2"/>
@@ -16973,7 +22858,7 @@
       <w:r>
         <w:t xml:space="preserve"> </w:t>
       </w:r>
-      <w:hyperlink r:id="rId54">
+      <w:hyperlink r:id="rId69">
         <w:r>
           <w:rPr>
             <w:rStyle w:val="Hyperlink"/>
@@ -17009,7 +22894,7 @@
         <w:t xml:space="preserve">.</w:t>
       </w:r>
     </w:p>
-    <w:bookmarkStart w:id="55" w:name="def-bayes-deviance"/>
+    <w:bookmarkStart w:id="70" w:name="def-bayes-deviance"/>
     <w:p>
       <w:pPr>
         <w:pStyle w:val="BodyText"/>
@@ -17192,8 +23077,8 @@
         </m:oMath>
       </m:oMathPara>
     </w:p>
-    <w:bookmarkEnd w:id="55"/>
-    <w:bookmarkStart w:id="56" w:name="rem-bayes-deviance-constant"/>
+    <w:bookmarkEnd w:id="70"/>
+    <w:bookmarkStart w:id="71" w:name="rem-bayes-deviance-constant"/>
     <w:p>
       <w:pPr>
         <w:pStyle w:val="FirstParagraph"/>
@@ -17248,8 +23133,8 @@
         <w:t xml:space="preserve">so the two differ by a constant that cancels in comparisons between models of the same data.</w:t>
       </w:r>
     </w:p>
-    <w:bookmarkEnd w:id="56"/>
-    <w:bookmarkStart w:id="57" w:name="def-effective-parameters"/>
+    <w:bookmarkEnd w:id="71"/>
+    <w:bookmarkStart w:id="72" w:name="def-effective-parameters"/>
     <w:p>
       <w:pPr>
         <w:pStyle w:val="BodyText"/>
@@ -17605,8 +23490,8 @@
         </m:oMath>
       </m:oMathPara>
     </w:p>
-    <w:bookmarkEnd w:id="57"/>
-    <w:bookmarkStart w:id="58" w:name="def-dic"/>
+    <w:bookmarkEnd w:id="72"/>
+    <w:bookmarkStart w:id="73" w:name="def-dic"/>
     <w:p>
       <w:pPr>
         <w:pStyle w:val="FirstParagraph"/>
@@ -17816,7 +23701,7 @@
         <w:t xml:space="preserve">.</w:t>
       </w:r>
     </w:p>
-    <w:bookmarkEnd w:id="58"/>
+    <w:bookmarkEnd w:id="73"/>
     <w:p>
       <w:pPr>
         <w:pStyle w:val="BodyText"/>
@@ -18477,7 +24362,7 @@
         <w:t xml:space="preserve">so DIC is a by-product of an MCMC run.</w:t>
       </w:r>
     </w:p>
-    <w:bookmarkStart w:id="59" w:name="exm-dic-bernoulli"/>
+    <w:bookmarkStart w:id="74" w:name="exm-dic-bernoulli"/>
     <w:p>
       <w:pPr>
         <w:pStyle w:val="BodyText"/>
@@ -18487,7 +24372,7 @@
           <w:b/>
           <w:bCs/>
         </w:rPr>
-        <w:t xml:space="preserve">Example 11 (DIC for the Bernoulli model)</w:t>
+        <w:t xml:space="preserve">Example 12 (DIC for the Bernoulli model)</w:t>
       </w:r>
       <w:r>
         <w:t xml:space="preserve"> </w:t>
@@ -19467,8 +25352,8 @@
         <w:t xml:space="preserve">is close to 1.</w:t>
       </w:r>
     </w:p>
-    <w:bookmarkEnd w:id="59"/>
-    <w:bookmarkStart w:id="60" w:name="rem-dic-caveats"/>
+    <w:bookmarkEnd w:id="74"/>
+    <w:bookmarkStart w:id="75" w:name="rem-dic-caveats"/>
     <w:p>
       <w:pPr>
         <w:pStyle w:val="BodyText"/>
@@ -19508,9 +25393,9 @@
         <w:t xml:space="preserve">.</w:t>
       </w:r>
     </w:p>
-    <w:bookmarkEnd w:id="60"/>
-    <w:bookmarkEnd w:id="61"/>
-    <w:bookmarkStart w:id="71" w:name="references"/>
+    <w:bookmarkEnd w:id="75"/>
+    <w:bookmarkEnd w:id="76"/>
+    <w:bookmarkStart w:id="86" w:name="references"/>
     <w:p>
       <w:pPr>
         <w:pStyle w:val="Heading2"/>
@@ -19519,8 +25404,8 @@
         <w:t xml:space="preserve">References</w:t>
       </w:r>
     </w:p>
-    <w:bookmarkStart w:id="70" w:name="refs"/>
-    <w:bookmarkStart w:id="63" w:name="ref-CaseBerg01"/>
+    <w:bookmarkStart w:id="85" w:name="refs"/>
+    <w:bookmarkStart w:id="78" w:name="ref-CaseBerg01"/>
     <w:p>
       <w:pPr>
         <w:pStyle w:val="Bibliography"/>
@@ -19544,7 +25429,7 @@
       <w:r>
         <w:t xml:space="preserve"> </w:t>
       </w:r>
-      <w:hyperlink r:id="rId62">
+      <w:hyperlink r:id="rId77">
         <w:r>
           <w:rPr>
             <w:rStyle w:val="Hyperlink"/>
@@ -19556,8 +25441,8 @@
         <w:t xml:space="preserve">.</w:t>
       </w:r>
     </w:p>
-    <w:bookmarkEnd w:id="63"/>
-    <w:bookmarkStart w:id="65" w:name="ref-dobson4e"/>
+    <w:bookmarkEnd w:id="78"/>
+    <w:bookmarkStart w:id="80" w:name="ref-dobson4e"/>
     <w:p>
       <w:pPr>
         <w:pStyle w:val="Bibliography"/>
@@ -19581,7 +25466,7 @@
       <w:r>
         <w:t xml:space="preserve"> </w:t>
       </w:r>
-      <w:hyperlink r:id="rId64">
+      <w:hyperlink r:id="rId79">
         <w:r>
           <w:rPr>
             <w:rStyle w:val="Hyperlink"/>
@@ -19593,8 +25478,8 @@
         <w:t xml:space="preserve">.</w:t>
       </w:r>
     </w:p>
-    <w:bookmarkEnd w:id="65"/>
-    <w:bookmarkStart w:id="67" w:name="ref-gelman2013bda"/>
+    <w:bookmarkEnd w:id="80"/>
+    <w:bookmarkStart w:id="82" w:name="ref-gelman2013bda"/>
     <w:p>
       <w:pPr>
         <w:pStyle w:val="Bibliography"/>
@@ -19618,7 +25503,7 @@
       <w:r>
         <w:t xml:space="preserve"> </w:t>
       </w:r>
-      <w:hyperlink r:id="rId66">
+      <w:hyperlink r:id="rId81">
         <w:r>
           <w:rPr>
             <w:rStyle w:val="Hyperlink"/>
@@ -19630,8 +25515,8 @@
         <w:t xml:space="preserve">.</w:t>
       </w:r>
     </w:p>
-    <w:bookmarkEnd w:id="67"/>
-    <w:bookmarkStart w:id="69" w:name="ref-robert2004mcsm"/>
+    <w:bookmarkEnd w:id="82"/>
+    <w:bookmarkStart w:id="84" w:name="ref-robert2004mcsm"/>
     <w:p>
       <w:pPr>
         <w:pStyle w:val="Bibliography"/>
@@ -19655,7 +25540,7 @@
       <w:r>
         <w:t xml:space="preserve"> </w:t>
       </w:r>
-      <w:hyperlink r:id="rId68">
+      <w:hyperlink r:id="rId83">
         <w:r>
           <w:rPr>
             <w:rStyle w:val="Hyperlink"/>
@@ -19667,9 +25552,9 @@
         <w:t xml:space="preserve">.</w:t>
       </w:r>
     </w:p>
-    <w:bookmarkEnd w:id="69"/>
-    <w:bookmarkEnd w:id="70"/>
-    <w:bookmarkEnd w:id="71"/>
+    <w:bookmarkEnd w:id="84"/>
+    <w:bookmarkEnd w:id="85"/>
+    <w:bookmarkEnd w:id="86"/>
     <w:sectPr>
       <w:footnotePr>
         <w:numRestart w:val="eachSect"/>
